--- a/docx/mid-term/11_编码规范文档.docx
+++ b/docx/mid-term/11_编码规范文档.docx
@@ -2945,7 +2945,7 @@
       </w:r>
     </w:p>
     <w:bookmarkEnd w:id="35"/>
-    <w:bookmarkStart w:id="36" w:name="文档编写规范"/>
+    <w:bookmarkStart w:id="37" w:name="文档编写规范"/>
     <w:p>
       <w:pPr>
         <w:pStyle w:val="Heading2"/>
@@ -3041,11 +3041,10 @@
         <w:t xml:space="preserve">术语、模块划分和时间安排必须与需求和设计文档一致。</w:t>
       </w:r>
     </w:p>
-    <w:bookmarkEnd w:id="36"/>
-    <w:bookmarkStart w:id="37" w:name="课程文档与导出规范"/>
-    <w:p>
-      <w:pPr>
-        <w:pStyle w:val="Heading2"/>
+    <w:bookmarkStart w:id="36" w:name="课程文档与导出规范"/>
+    <w:p>
+      <w:pPr>
+        <w:pStyle w:val="Heading3"/>
       </w:pPr>
       <w:r>
         <w:rPr>
@@ -3163,7 +3162,7 @@
         <w:rPr>
           <w:rFonts w:ascii="宋体" w:hAnsi="宋体" w:eastAsia="宋体"/>
         </w:rPr>
-        <w:t xml:space="preserve">，不把项目主线写成离散离散状态识别。</w:t>
+        <w:t xml:space="preserve">，不把项目主线写成离散状态识别。</w:t>
       </w:r>
     </w:p>
     <w:p>
@@ -3196,6 +3195,7 @@
         <w:t xml:space="preserve">正式交付前执行导出脚本，并检查每份 Markdown 都存在对应 PDF 和 DOCX。</w:t>
       </w:r>
     </w:p>
+    <w:bookmarkEnd w:id="36"/>
     <w:bookmarkEnd w:id="37"/>
     <w:bookmarkStart w:id="38" w:name="结论"/>
     <w:p>

--- a/docx/mid-term/11_编码规范文档.docx
+++ b/docx/mid-term/11_编码规范文档.docx
@@ -36,9 +36,9 @@
       </w:pPr>
       <w:r>
         <w:rPr>
-          <w:rFonts w:ascii="黑体" w:hAnsi="黑体" w:eastAsia="黑体"/>
+          <w:rFonts w:ascii="宋体" w:hAnsi="宋体" w:eastAsia="宋体"/>
           <w:b/>
-          <w:sz w:val="40"/>
+          <w:sz w:val="48"/>
         </w:rPr>
         <w:t xml:space="preserve">工业轴承设备剩余寿命预测系统的实现：编码规范文档</w:t>
       </w:r>
@@ -50,7 +50,7 @@
       </w:pPr>
       <w:r>
         <w:rPr>
-          <w:rFonts w:ascii="黑体" w:hAnsi="黑体" w:eastAsia="黑体"/>
+          <w:rFonts w:ascii="宋体" w:hAnsi="宋体" w:eastAsia="宋体"/>
         </w:rPr>
         <w:t xml:space="preserve">文档信息</w:t>
       </w:r>
@@ -61,19 +61,19 @@
         <w:tblW w:type="pct" w:w="0.0"/>
         <w:tblLook w:firstRow="1" w:lastRow="0" w:firstColumn="0" w:lastColumn="0" w:noHBand="0" w:noVBand="0" w:val="0020"/>
         <w:tblBorders>
-          <w:top w:val="single" w:sz="4" w:space="0" w:color="BFBFBF"/>
-          <w:left w:val="single" w:sz="4" w:space="0" w:color="BFBFBF"/>
-          <w:bottom w:val="single" w:sz="4" w:space="0" w:color="BFBFBF"/>
-          <w:right w:val="single" w:sz="4" w:space="0" w:color="BFBFBF"/>
-          <w:insideH w:val="single" w:sz="4" w:space="0" w:color="BFBFBF"/>
-          <w:insideV w:val="single" w:sz="4" w:space="0" w:color="BFBFBF"/>
+          <w:top w:val="single" w:sz="4" w:space="0" w:color="000000"/>
+          <w:left w:val="single" w:sz="4" w:space="0" w:color="000000"/>
+          <w:bottom w:val="single" w:sz="4" w:space="0" w:color="000000"/>
+          <w:right w:val="single" w:sz="4" w:space="0" w:color="000000"/>
+          <w:insideH w:val="single" w:sz="4" w:space="0" w:color="000000"/>
+          <w:insideV w:val="single" w:sz="4" w:space="0" w:color="000000"/>
         </w:tblBorders>
       </w:tblPr>
       <w:tblGrid/>
       <w:tr>
         <w:tc>
           <w:tcPr>
-            <w:shd w:fill="EAEAEA"/>
+            <w:shd w:fill="FFFFFF"/>
           </w:tcPr>
           <w:p>
             <w:pPr>
@@ -84,7 +84,8 @@
             <w:r>
               <w:rPr>
                 <w:rFonts w:ascii="宋体" w:hAnsi="宋体" w:eastAsia="宋体"/>
-                <w:sz w:val="19"/>
+                <w:b/>
+                <w:sz w:val="21"/>
               </w:rPr>
               <w:t xml:space="preserve">项目</w:t>
             </w:r>
@@ -92,7 +93,7 @@
         </w:tc>
         <w:tc>
           <w:tcPr>
-            <w:shd w:fill="EAEAEA"/>
+            <w:shd w:fill="FFFFFF"/>
           </w:tcPr>
           <w:p>
             <w:pPr>
@@ -103,7 +104,8 @@
             <w:r>
               <w:rPr>
                 <w:rFonts w:ascii="宋体" w:hAnsi="宋体" w:eastAsia="宋体"/>
-                <w:sz w:val="19"/>
+                <w:b/>
+                <w:sz w:val="21"/>
               </w:rPr>
               <w:t xml:space="preserve">内容</w:t>
             </w:r>
@@ -121,7 +123,7 @@
             <w:r>
               <w:rPr>
                 <w:rFonts w:ascii="宋体" w:hAnsi="宋体" w:eastAsia="宋体"/>
-                <w:sz w:val="19"/>
+                <w:sz w:val="21"/>
               </w:rPr>
               <w:t xml:space="preserve">文档名称</w:t>
             </w:r>
@@ -137,7 +139,7 @@
             <w:r>
               <w:rPr>
                 <w:rFonts w:ascii="宋体" w:hAnsi="宋体" w:eastAsia="宋体"/>
-                <w:sz w:val="19"/>
+                <w:sz w:val="21"/>
               </w:rPr>
               <w:t xml:space="preserve">编码规范文档</w:t>
             </w:r>
@@ -155,7 +157,7 @@
             <w:r>
               <w:rPr>
                 <w:rFonts w:ascii="宋体" w:hAnsi="宋体" w:eastAsia="宋体"/>
-                <w:sz w:val="19"/>
+                <w:sz w:val="21"/>
               </w:rPr>
               <w:t xml:space="preserve">文档编号</w:t>
             </w:r>
@@ -171,7 +173,7 @@
             <w:r>
               <w:rPr>
                 <w:rFonts w:ascii="宋体" w:hAnsi="宋体" w:eastAsia="宋体"/>
-                <w:sz w:val="19"/>
+                <w:sz w:val="21"/>
               </w:rPr>
               <w:t xml:space="preserve">SE-PHM-MID-11</w:t>
             </w:r>
@@ -189,7 +191,7 @@
             <w:r>
               <w:rPr>
                 <w:rFonts w:ascii="宋体" w:hAnsi="宋体" w:eastAsia="宋体"/>
-                <w:sz w:val="19"/>
+                <w:sz w:val="21"/>
               </w:rPr>
               <w:t xml:space="preserve">文档阶段</w:t>
             </w:r>
@@ -205,7 +207,7 @@
             <w:r>
               <w:rPr>
                 <w:rFonts w:ascii="宋体" w:hAnsi="宋体" w:eastAsia="宋体"/>
-                <w:sz w:val="19"/>
+                <w:sz w:val="21"/>
               </w:rPr>
               <w:t xml:space="preserve">中期</w:t>
             </w:r>
@@ -223,7 +225,7 @@
             <w:r>
               <w:rPr>
                 <w:rFonts w:ascii="宋体" w:hAnsi="宋体" w:eastAsia="宋体"/>
-                <w:sz w:val="19"/>
+                <w:sz w:val="21"/>
               </w:rPr>
               <w:t xml:space="preserve">项目名称</w:t>
             </w:r>
@@ -239,7 +241,7 @@
             <w:r>
               <w:rPr>
                 <w:rFonts w:ascii="宋体" w:hAnsi="宋体" w:eastAsia="宋体"/>
-                <w:sz w:val="19"/>
+                <w:sz w:val="21"/>
               </w:rPr>
               <w:t xml:space="preserve">工业轴承设备剩余寿命预测系统的实现</w:t>
             </w:r>
@@ -257,7 +259,7 @@
             <w:r>
               <w:rPr>
                 <w:rFonts w:ascii="宋体" w:hAnsi="宋体" w:eastAsia="宋体"/>
-                <w:sz w:val="19"/>
+                <w:sz w:val="21"/>
               </w:rPr>
               <w:t xml:space="preserve">课程</w:t>
             </w:r>
@@ -273,7 +275,7 @@
             <w:r>
               <w:rPr>
                 <w:rFonts w:ascii="宋体" w:hAnsi="宋体" w:eastAsia="宋体"/>
-                <w:sz w:val="19"/>
+                <w:sz w:val="21"/>
               </w:rPr>
               <w:t xml:space="preserve">中国科学技术大学软件学院《软件工程》</w:t>
             </w:r>
@@ -291,7 +293,7 @@
             <w:r>
               <w:rPr>
                 <w:rFonts w:ascii="宋体" w:hAnsi="宋体" w:eastAsia="宋体"/>
-                <w:sz w:val="19"/>
+                <w:sz w:val="21"/>
               </w:rPr>
               <w:t xml:space="preserve">指导老师</w:t>
             </w:r>
@@ -307,7 +309,7 @@
             <w:r>
               <w:rPr>
                 <w:rFonts w:ascii="宋体" w:hAnsi="宋体" w:eastAsia="宋体"/>
-                <w:sz w:val="19"/>
+                <w:sz w:val="21"/>
               </w:rPr>
               <w:t xml:space="preserve">zjf</w:t>
             </w:r>
@@ -325,7 +327,7 @@
             <w:r>
               <w:rPr>
                 <w:rFonts w:ascii="宋体" w:hAnsi="宋体" w:eastAsia="宋体"/>
-                <w:sz w:val="19"/>
+                <w:sz w:val="21"/>
               </w:rPr>
               <w:t xml:space="preserve">小组成员</w:t>
             </w:r>
@@ -341,7 +343,7 @@
             <w:r>
               <w:rPr>
                 <w:rFonts w:ascii="宋体" w:hAnsi="宋体" w:eastAsia="宋体"/>
-                <w:sz w:val="19"/>
+                <w:sz w:val="21"/>
               </w:rPr>
               <w:t xml:space="preserve">zyj、cyy、zdh、zy</w:t>
             </w:r>
@@ -359,7 +361,7 @@
             <w:r>
               <w:rPr>
                 <w:rFonts w:ascii="宋体" w:hAnsi="宋体" w:eastAsia="宋体"/>
-                <w:sz w:val="19"/>
+                <w:sz w:val="21"/>
               </w:rPr>
               <w:t xml:space="preserve">文档负责人</w:t>
             </w:r>
@@ -375,7 +377,7 @@
             <w:r>
               <w:rPr>
                 <w:rFonts w:ascii="宋体" w:hAnsi="宋体" w:eastAsia="宋体"/>
-                <w:sz w:val="19"/>
+                <w:sz w:val="21"/>
               </w:rPr>
               <w:t xml:space="preserve">cyy</w:t>
             </w:r>
@@ -393,7 +395,7 @@
             <w:r>
               <w:rPr>
                 <w:rFonts w:ascii="宋体" w:hAnsi="宋体" w:eastAsia="宋体"/>
-                <w:sz w:val="19"/>
+                <w:sz w:val="21"/>
               </w:rPr>
               <w:t xml:space="preserve">参与编写</w:t>
             </w:r>
@@ -409,7 +411,7 @@
             <w:r>
               <w:rPr>
                 <w:rFonts w:ascii="宋体" w:hAnsi="宋体" w:eastAsia="宋体"/>
-                <w:sz w:val="19"/>
+                <w:sz w:val="21"/>
               </w:rPr>
               <w:t xml:space="preserve">zyj、zdh、zy</w:t>
             </w:r>
@@ -427,7 +429,7 @@
             <w:r>
               <w:rPr>
                 <w:rFonts w:ascii="宋体" w:hAnsi="宋体" w:eastAsia="宋体"/>
-                <w:sz w:val="19"/>
+                <w:sz w:val="21"/>
               </w:rPr>
               <w:t xml:space="preserve">版本</w:t>
             </w:r>
@@ -443,7 +445,7 @@
             <w:r>
               <w:rPr>
                 <w:rFonts w:ascii="宋体" w:hAnsi="宋体" w:eastAsia="宋体"/>
-                <w:sz w:val="19"/>
+                <w:sz w:val="21"/>
               </w:rPr>
               <w:t xml:space="preserve">V3.0</w:t>
             </w:r>
@@ -461,7 +463,7 @@
             <w:r>
               <w:rPr>
                 <w:rFonts w:ascii="宋体" w:hAnsi="宋体" w:eastAsia="宋体"/>
-                <w:sz w:val="19"/>
+                <w:sz w:val="21"/>
               </w:rPr>
               <w:t xml:space="preserve">修订日期</w:t>
             </w:r>
@@ -477,7 +479,7 @@
             <w:r>
               <w:rPr>
                 <w:rFonts w:ascii="宋体" w:hAnsi="宋体" w:eastAsia="宋体"/>
-                <w:sz w:val="19"/>
+                <w:sz w:val="21"/>
               </w:rPr>
               <w:t xml:space="preserve">2026-06-14</w:t>
             </w:r>
@@ -495,7 +497,7 @@
             <w:r>
               <w:rPr>
                 <w:rFonts w:ascii="宋体" w:hAnsi="宋体" w:eastAsia="宋体"/>
-                <w:sz w:val="19"/>
+                <w:sz w:val="21"/>
               </w:rPr>
               <w:t xml:space="preserve">归档形式</w:t>
             </w:r>
@@ -511,7 +513,7 @@
             <w:r>
               <w:rPr>
                 <w:rFonts w:ascii="宋体" w:hAnsi="宋体" w:eastAsia="宋体"/>
-                <w:sz w:val="19"/>
+                <w:sz w:val="21"/>
               </w:rPr>
               <w:t xml:space="preserve">Markdown 源文件、PDF、DOCX</w:t>
             </w:r>
@@ -529,7 +531,7 @@
             <w:r>
               <w:rPr>
                 <w:rFonts w:ascii="宋体" w:hAnsi="宋体" w:eastAsia="宋体"/>
-                <w:sz w:val="19"/>
+                <w:sz w:val="21"/>
               </w:rPr>
               <w:t xml:space="preserve">内容基线</w:t>
             </w:r>
@@ -545,7 +547,7 @@
             <w:r>
               <w:rPr>
                 <w:rFonts w:ascii="宋体" w:hAnsi="宋体" w:eastAsia="宋体"/>
-                <w:sz w:val="19"/>
+                <w:sz w:val="21"/>
               </w:rPr>
               <w:t xml:space="preserve">源码、测试、文档、提交和导出规范</w:t>
             </w:r>
@@ -561,7 +563,7 @@
       </w:pPr>
       <w:r>
         <w:rPr>
-          <w:rFonts w:ascii="黑体" w:hAnsi="黑体" w:eastAsia="黑体"/>
+          <w:rFonts w:ascii="宋体" w:hAnsi="宋体" w:eastAsia="宋体"/>
         </w:rPr>
         <w:t xml:space="preserve">修订记录</w:t>
       </w:r>
@@ -572,19 +574,19 @@
         <w:tblW w:type="pct" w:w="0.0"/>
         <w:tblLook w:firstRow="1" w:lastRow="0" w:firstColumn="0" w:lastColumn="0" w:noHBand="0" w:noVBand="0" w:val="0020"/>
         <w:tblBorders>
-          <w:top w:val="single" w:sz="4" w:space="0" w:color="BFBFBF"/>
-          <w:left w:val="single" w:sz="4" w:space="0" w:color="BFBFBF"/>
-          <w:bottom w:val="single" w:sz="4" w:space="0" w:color="BFBFBF"/>
-          <w:right w:val="single" w:sz="4" w:space="0" w:color="BFBFBF"/>
-          <w:insideH w:val="single" w:sz="4" w:space="0" w:color="BFBFBF"/>
-          <w:insideV w:val="single" w:sz="4" w:space="0" w:color="BFBFBF"/>
+          <w:top w:val="single" w:sz="4" w:space="0" w:color="000000"/>
+          <w:left w:val="single" w:sz="4" w:space="0" w:color="000000"/>
+          <w:bottom w:val="single" w:sz="4" w:space="0" w:color="000000"/>
+          <w:right w:val="single" w:sz="4" w:space="0" w:color="000000"/>
+          <w:insideH w:val="single" w:sz="4" w:space="0" w:color="000000"/>
+          <w:insideV w:val="single" w:sz="4" w:space="0" w:color="000000"/>
         </w:tblBorders>
       </w:tblPr>
       <w:tblGrid/>
       <w:tr>
         <w:tc>
           <w:tcPr>
-            <w:shd w:fill="EAEAEA"/>
+            <w:shd w:fill="FFFFFF"/>
           </w:tcPr>
           <w:p>
             <w:pPr>
@@ -595,7 +597,8 @@
             <w:r>
               <w:rPr>
                 <w:rFonts w:ascii="宋体" w:hAnsi="宋体" w:eastAsia="宋体"/>
-                <w:sz w:val="19"/>
+                <w:b/>
+                <w:sz w:val="21"/>
               </w:rPr>
               <w:t xml:space="preserve">版本</w:t>
             </w:r>
@@ -603,7 +606,7 @@
         </w:tc>
         <w:tc>
           <w:tcPr>
-            <w:shd w:fill="EAEAEA"/>
+            <w:shd w:fill="FFFFFF"/>
           </w:tcPr>
           <w:p>
             <w:pPr>
@@ -614,7 +617,8 @@
             <w:r>
               <w:rPr>
                 <w:rFonts w:ascii="宋体" w:hAnsi="宋体" w:eastAsia="宋体"/>
-                <w:sz w:val="19"/>
+                <w:b/>
+                <w:sz w:val="21"/>
               </w:rPr>
               <w:t xml:space="preserve">日期</w:t>
             </w:r>
@@ -622,7 +626,7 @@
         </w:tc>
         <w:tc>
           <w:tcPr>
-            <w:shd w:fill="EAEAEA"/>
+            <w:shd w:fill="FFFFFF"/>
           </w:tcPr>
           <w:p>
             <w:pPr>
@@ -633,7 +637,8 @@
             <w:r>
               <w:rPr>
                 <w:rFonts w:ascii="宋体" w:hAnsi="宋体" w:eastAsia="宋体"/>
-                <w:sz w:val="19"/>
+                <w:b/>
+                <w:sz w:val="21"/>
               </w:rPr>
               <w:t xml:space="preserve">编写人</w:t>
             </w:r>
@@ -641,7 +646,7 @@
         </w:tc>
         <w:tc>
           <w:tcPr>
-            <w:shd w:fill="EAEAEA"/>
+            <w:shd w:fill="FFFFFF"/>
           </w:tcPr>
           <w:p>
             <w:pPr>
@@ -652,7 +657,8 @@
             <w:r>
               <w:rPr>
                 <w:rFonts w:ascii="宋体" w:hAnsi="宋体" w:eastAsia="宋体"/>
-                <w:sz w:val="19"/>
+                <w:b/>
+                <w:sz w:val="21"/>
               </w:rPr>
               <w:t xml:space="preserve">说明</w:t>
             </w:r>
@@ -670,7 +676,7 @@
             <w:r>
               <w:rPr>
                 <w:rFonts w:ascii="宋体" w:hAnsi="宋体" w:eastAsia="宋体"/>
-                <w:sz w:val="19"/>
+                <w:sz w:val="21"/>
               </w:rPr>
               <w:t xml:space="preserve">V1.0</w:t>
             </w:r>
@@ -686,7 +692,7 @@
             <w:r>
               <w:rPr>
                 <w:rFonts w:ascii="宋体" w:hAnsi="宋体" w:eastAsia="宋体"/>
-                <w:sz w:val="19"/>
+                <w:sz w:val="21"/>
               </w:rPr>
               <w:t xml:space="preserve">2025-11-10</w:t>
             </w:r>
@@ -702,7 +708,7 @@
             <w:r>
               <w:rPr>
                 <w:rFonts w:ascii="宋体" w:hAnsi="宋体" w:eastAsia="宋体"/>
-                <w:sz w:val="19"/>
+                <w:sz w:val="21"/>
               </w:rPr>
               <w:t xml:space="preserve">项目组</w:t>
             </w:r>
@@ -718,7 +724,7 @@
             <w:r>
               <w:rPr>
                 <w:rFonts w:ascii="宋体" w:hAnsi="宋体" w:eastAsia="宋体"/>
-                <w:sz w:val="19"/>
+                <w:sz w:val="21"/>
               </w:rPr>
               <w:t xml:space="preserve">完成初版课程文档</w:t>
             </w:r>
@@ -736,7 +742,7 @@
             <w:r>
               <w:rPr>
                 <w:rFonts w:ascii="宋体" w:hAnsi="宋体" w:eastAsia="宋体"/>
-                <w:sz w:val="19"/>
+                <w:sz w:val="21"/>
               </w:rPr>
               <w:t xml:space="preserve">V2.0</w:t>
             </w:r>
@@ -752,7 +758,7 @@
             <w:r>
               <w:rPr>
                 <w:rFonts w:ascii="宋体" w:hAnsi="宋体" w:eastAsia="宋体"/>
-                <w:sz w:val="19"/>
+                <w:sz w:val="21"/>
               </w:rPr>
               <w:t xml:space="preserve">2026-03-12</w:t>
             </w:r>
@@ -768,7 +774,7 @@
             <w:r>
               <w:rPr>
                 <w:rFonts w:ascii="宋体" w:hAnsi="宋体" w:eastAsia="宋体"/>
-                <w:sz w:val="19"/>
+                <w:sz w:val="21"/>
               </w:rPr>
               <w:t xml:space="preserve">项目组</w:t>
             </w:r>
@@ -784,7 +790,7 @@
             <w:r>
               <w:rPr>
                 <w:rFonts w:ascii="宋体" w:hAnsi="宋体" w:eastAsia="宋体"/>
-                <w:sz w:val="19"/>
+                <w:sz w:val="21"/>
               </w:rPr>
               <w:t xml:space="preserve">统一项目名称、技术基线和阶段交付内容</w:t>
             </w:r>
@@ -802,7 +808,7 @@
             <w:r>
               <w:rPr>
                 <w:rFonts w:ascii="宋体" w:hAnsi="宋体" w:eastAsia="宋体"/>
-                <w:sz w:val="19"/>
+                <w:sz w:val="21"/>
               </w:rPr>
               <w:t xml:space="preserve">V3.0</w:t>
             </w:r>
@@ -818,7 +824,7 @@
             <w:r>
               <w:rPr>
                 <w:rFonts w:ascii="宋体" w:hAnsi="宋体" w:eastAsia="宋体"/>
-                <w:sz w:val="19"/>
+                <w:sz w:val="21"/>
               </w:rPr>
               <w:t xml:space="preserve">2026-06-14</w:t>
             </w:r>
@@ -834,7 +840,7 @@
             <w:r>
               <w:rPr>
                 <w:rFonts w:ascii="宋体" w:hAnsi="宋体" w:eastAsia="宋体"/>
-                <w:sz w:val="19"/>
+                <w:sz w:val="21"/>
               </w:rPr>
               <w:t xml:space="preserve">项目组</w:t>
             </w:r>
@@ -850,7 +856,7 @@
             <w:r>
               <w:rPr>
                 <w:rFonts w:ascii="宋体" w:hAnsi="宋体" w:eastAsia="宋体"/>
-                <w:sz w:val="19"/>
+                <w:sz w:val="21"/>
               </w:rPr>
               <w:t xml:space="preserve">参考课程交付样例统一封面与归档格式，补充数据理解、技术难点、测试验收和 DOCX 交付信息</w:t>
             </w:r>
@@ -866,7 +872,7 @@
       </w:pPr>
       <w:r>
         <w:rPr>
-          <w:rFonts w:ascii="黑体" w:hAnsi="黑体" w:eastAsia="黑体"/>
+          <w:rFonts w:ascii="宋体" w:hAnsi="宋体" w:eastAsia="宋体"/>
         </w:rPr>
         <w:t xml:space="preserve">1. 适用范围与原则</w:t>
       </w:r>
@@ -874,6 +880,8 @@
     <w:p>
       <w:pPr>
         <w:pStyle w:val="FirstParagraph"/>
+        <w:spacing w:line="276" w:lineRule="auto" w:after="0"/>
+        <w:ind w:firstLine="420"/>
       </w:pPr>
       <w:r>
         <w:rPr>
@@ -889,6 +897,8 @@
           <w:numId w:val="1001"/>
         </w:numPr>
         <w:pStyle w:val="Compact"/>
+        <w:spacing w:line="276" w:lineRule="auto" w:after="0"/>
+        <w:ind w:firstLine="420"/>
       </w:pPr>
       <w:r>
         <w:rPr>
@@ -904,6 +914,8 @@
           <w:numId w:val="1001"/>
         </w:numPr>
         <w:pStyle w:val="Compact"/>
+        <w:spacing w:line="276" w:lineRule="auto" w:after="0"/>
+        <w:ind w:firstLine="420"/>
       </w:pPr>
       <w:r>
         <w:rPr>
@@ -919,6 +931,8 @@
           <w:numId w:val="1001"/>
         </w:numPr>
         <w:pStyle w:val="Compact"/>
+        <w:spacing w:line="276" w:lineRule="auto" w:after="0"/>
+        <w:ind w:firstLine="420"/>
       </w:pPr>
       <w:r>
         <w:rPr>
@@ -935,7 +949,7 @@
       </w:pPr>
       <w:r>
         <w:rPr>
-          <w:rFonts w:ascii="黑体" w:hAnsi="黑体" w:eastAsia="黑体"/>
+          <w:rFonts w:ascii="宋体" w:hAnsi="宋体" w:eastAsia="宋体"/>
         </w:rPr>
         <w:t xml:space="preserve">2. 命名规范</w:t>
       </w:r>
@@ -947,7 +961,7 @@
       </w:pPr>
       <w:r>
         <w:rPr>
-          <w:rFonts w:ascii="黑体" w:hAnsi="黑体" w:eastAsia="黑体"/>
+          <w:rFonts w:ascii="宋体" w:hAnsi="宋体" w:eastAsia="宋体"/>
         </w:rPr>
         <w:t xml:space="preserve">2.1 命名空间规范</w:t>
       </w:r>
@@ -955,6 +969,8 @@
     <w:p>
       <w:pPr>
         <w:pStyle w:val="FirstParagraph"/>
+        <w:spacing w:line="276" w:lineRule="auto" w:after="0"/>
+        <w:ind w:firstLine="420"/>
       </w:pPr>
       <w:r>
         <w:rPr>
@@ -978,6 +994,8 @@
     <w:p>
       <w:pPr>
         <w:pStyle w:val="FirstParagraph"/>
+        <w:spacing w:line="276" w:lineRule="auto" w:after="0"/>
+        <w:ind w:firstLine="420"/>
       </w:pPr>
       <w:r>
         <w:rPr>
@@ -1019,7 +1037,7 @@
       </w:pPr>
       <w:r>
         <w:rPr>
-          <w:rFonts w:ascii="黑体" w:hAnsi="黑体" w:eastAsia="黑体"/>
+          <w:rFonts w:ascii="宋体" w:hAnsi="宋体" w:eastAsia="宋体"/>
         </w:rPr>
         <w:t xml:space="preserve">2.2 类、函数、变量命名规范</w:t>
       </w:r>
@@ -1031,6 +1049,8 @@
           <w:numId w:val="1002"/>
         </w:numPr>
         <w:pStyle w:val="Compact"/>
+        <w:spacing w:line="276" w:lineRule="auto" w:after="0"/>
+        <w:ind w:firstLine="420"/>
       </w:pPr>
       <w:r>
         <w:rPr>
@@ -1078,6 +1098,8 @@
           <w:numId w:val="1002"/>
         </w:numPr>
         <w:pStyle w:val="Compact"/>
+        <w:spacing w:line="276" w:lineRule="auto" w:after="0"/>
+        <w:ind w:firstLine="420"/>
       </w:pPr>
       <w:r>
         <w:rPr>
@@ -1125,6 +1147,8 @@
           <w:numId w:val="1002"/>
         </w:numPr>
         <w:pStyle w:val="Compact"/>
+        <w:spacing w:line="276" w:lineRule="auto" w:after="0"/>
+        <w:ind w:firstLine="420"/>
       </w:pPr>
       <w:r>
         <w:rPr>
@@ -1159,6 +1183,8 @@
           <w:numId w:val="1002"/>
         </w:numPr>
         <w:pStyle w:val="Compact"/>
+        <w:spacing w:line="276" w:lineRule="auto" w:after="0"/>
+        <w:ind w:firstLine="420"/>
       </w:pPr>
       <w:r>
         <w:rPr>
@@ -1227,7 +1253,7 @@
       </w:pPr>
       <w:r>
         <w:rPr>
-          <w:rFonts w:ascii="黑体" w:hAnsi="黑体" w:eastAsia="黑体"/>
+          <w:rFonts w:ascii="宋体" w:hAnsi="宋体" w:eastAsia="宋体"/>
         </w:rPr>
         <w:t xml:space="preserve">3. 目录结构规范</w:t>
       </w:r>
@@ -1235,6 +1261,8 @@
     <w:p>
       <w:pPr>
         <w:pStyle w:val="FirstParagraph"/>
+        <w:spacing w:line="276" w:lineRule="auto" w:after="0"/>
+        <w:ind w:firstLine="420"/>
       </w:pPr>
       <w:r>
         <w:rPr>
@@ -1375,6 +1403,8 @@
     <w:p>
       <w:pPr>
         <w:pStyle w:val="FirstParagraph"/>
+        <w:spacing w:line="276" w:lineRule="auto" w:after="0"/>
+        <w:ind w:firstLine="420"/>
       </w:pPr>
       <w:r>
         <w:rPr>
@@ -1466,7 +1496,7 @@
       </w:pPr>
       <w:r>
         <w:rPr>
-          <w:rFonts w:ascii="黑体" w:hAnsi="黑体" w:eastAsia="黑体"/>
+          <w:rFonts w:ascii="宋体" w:hAnsi="宋体" w:eastAsia="宋体"/>
         </w:rPr>
         <w:t xml:space="preserve">4. Python 代码风格规范</w:t>
       </w:r>
@@ -1478,6 +1508,8 @@
           <w:numId w:val="1003"/>
         </w:numPr>
         <w:pStyle w:val="Compact"/>
+        <w:spacing w:line="276" w:lineRule="auto" w:after="0"/>
+        <w:ind w:firstLine="420"/>
       </w:pPr>
       <w:r>
         <w:rPr>
@@ -1493,6 +1525,8 @@
           <w:numId w:val="1003"/>
         </w:numPr>
         <w:pStyle w:val="Compact"/>
+        <w:spacing w:line="276" w:lineRule="auto" w:after="0"/>
+        <w:ind w:firstLine="420"/>
       </w:pPr>
       <w:r>
         <w:rPr>
@@ -1508,6 +1542,8 @@
           <w:numId w:val="1003"/>
         </w:numPr>
         <w:pStyle w:val="Compact"/>
+        <w:spacing w:line="276" w:lineRule="auto" w:after="0"/>
+        <w:ind w:firstLine="420"/>
       </w:pPr>
       <w:r>
         <w:rPr>
@@ -1523,6 +1559,8 @@
           <w:numId w:val="1003"/>
         </w:numPr>
         <w:pStyle w:val="Compact"/>
+        <w:spacing w:line="276" w:lineRule="auto" w:after="0"/>
+        <w:ind w:firstLine="420"/>
       </w:pPr>
       <w:r>
         <w:rPr>
@@ -1534,6 +1572,8 @@
     <w:p>
       <w:pPr>
         <w:pStyle w:val="FirstParagraph"/>
+        <w:spacing w:line="276" w:lineRule="auto" w:after="0"/>
+        <w:ind w:firstLine="420"/>
       </w:pPr>
       <w:r>
         <w:rPr>
@@ -1904,7 +1944,7 @@
       </w:pPr>
       <w:r>
         <w:rPr>
-          <w:rFonts w:ascii="黑体" w:hAnsi="黑体" w:eastAsia="黑体"/>
+          <w:rFonts w:ascii="宋体" w:hAnsi="宋体" w:eastAsia="宋体"/>
         </w:rPr>
         <w:t xml:space="preserve">5. 注释规范</w:t>
       </w:r>
@@ -1916,7 +1956,7 @@
       </w:pPr>
       <w:r>
         <w:rPr>
-          <w:rFonts w:ascii="黑体" w:hAnsi="黑体" w:eastAsia="黑体"/>
+          <w:rFonts w:ascii="宋体" w:hAnsi="宋体" w:eastAsia="宋体"/>
         </w:rPr>
         <w:t xml:space="preserve">5.1 文件头注释规范</w:t>
       </w:r>
@@ -1924,6 +1964,8 @@
     <w:p>
       <w:pPr>
         <w:pStyle w:val="FirstParagraph"/>
+        <w:spacing w:line="276" w:lineRule="auto" w:after="0"/>
+        <w:ind w:firstLine="420"/>
       </w:pPr>
       <w:r>
         <w:rPr>
@@ -1935,6 +1977,8 @@
     <w:p>
       <w:pPr>
         <w:pStyle w:val="BodyText"/>
+        <w:spacing w:line="276" w:lineRule="auto" w:after="0"/>
+        <w:ind w:firstLine="420"/>
       </w:pPr>
       <w:r>
         <w:rPr>
@@ -2065,7 +2109,7 @@
       </w:pPr>
       <w:r>
         <w:rPr>
-          <w:rFonts w:ascii="黑体" w:hAnsi="黑体" w:eastAsia="黑体"/>
+          <w:rFonts w:ascii="宋体" w:hAnsi="宋体" w:eastAsia="宋体"/>
         </w:rPr>
         <w:t xml:space="preserve">5.2 函数注释规范</w:t>
       </w:r>
@@ -2073,6 +2117,8 @@
     <w:p>
       <w:pPr>
         <w:pStyle w:val="FirstParagraph"/>
+        <w:spacing w:line="276" w:lineRule="auto" w:after="0"/>
+        <w:ind w:firstLine="420"/>
       </w:pPr>
       <w:r>
         <w:rPr>
@@ -2084,6 +2130,8 @@
     <w:p>
       <w:pPr>
         <w:pStyle w:val="BodyText"/>
+        <w:spacing w:line="276" w:lineRule="auto" w:after="0"/>
+        <w:ind w:firstLine="420"/>
       </w:pPr>
       <w:r>
         <w:rPr>
@@ -2338,7 +2386,7 @@
       </w:pPr>
       <w:r>
         <w:rPr>
-          <w:rFonts w:ascii="黑体" w:hAnsi="黑体" w:eastAsia="黑体"/>
+          <w:rFonts w:ascii="宋体" w:hAnsi="宋体" w:eastAsia="宋体"/>
         </w:rPr>
         <w:t xml:space="preserve">6. 异常处理规范</w:t>
       </w:r>
@@ -2350,6 +2398,8 @@
           <w:numId w:val="1004"/>
         </w:numPr>
         <w:pStyle w:val="Compact"/>
+        <w:spacing w:line="276" w:lineRule="auto" w:after="0"/>
+        <w:ind w:firstLine="420"/>
       </w:pPr>
       <w:r>
         <w:rPr>
@@ -2365,6 +2415,8 @@
           <w:numId w:val="1004"/>
         </w:numPr>
         <w:pStyle w:val="Compact"/>
+        <w:spacing w:line="276" w:lineRule="auto" w:after="0"/>
+        <w:ind w:firstLine="420"/>
       </w:pPr>
       <w:r>
         <w:rPr>
@@ -2405,6 +2457,8 @@
           <w:numId w:val="1004"/>
         </w:numPr>
         <w:pStyle w:val="Compact"/>
+        <w:spacing w:line="276" w:lineRule="auto" w:after="0"/>
+        <w:ind w:firstLine="420"/>
       </w:pPr>
       <w:r>
         <w:rPr>
@@ -2416,6 +2470,8 @@
     <w:p>
       <w:pPr>
         <w:pStyle w:val="FirstParagraph"/>
+        <w:spacing w:line="276" w:lineRule="auto" w:after="0"/>
+        <w:ind w:firstLine="420"/>
       </w:pPr>
       <w:r>
         <w:rPr>
@@ -2548,7 +2604,7 @@
       </w:pPr>
       <w:r>
         <w:rPr>
-          <w:rFonts w:ascii="黑体" w:hAnsi="黑体" w:eastAsia="黑体"/>
+          <w:rFonts w:ascii="宋体" w:hAnsi="宋体" w:eastAsia="宋体"/>
         </w:rPr>
         <w:t xml:space="preserve">7. 日志规范</w:t>
       </w:r>
@@ -2560,6 +2616,8 @@
           <w:numId w:val="1005"/>
         </w:numPr>
         <w:pStyle w:val="Compact"/>
+        <w:spacing w:line="276" w:lineRule="auto" w:after="0"/>
+        <w:ind w:firstLine="420"/>
       </w:pPr>
       <w:r>
         <w:rPr>
@@ -2575,6 +2633,8 @@
           <w:numId w:val="1005"/>
         </w:numPr>
         <w:pStyle w:val="Compact"/>
+        <w:spacing w:line="276" w:lineRule="auto" w:after="0"/>
+        <w:ind w:firstLine="420"/>
       </w:pPr>
       <w:r>
         <w:rPr>
@@ -2590,6 +2650,8 @@
           <w:numId w:val="1005"/>
         </w:numPr>
         <w:pStyle w:val="Compact"/>
+        <w:spacing w:line="276" w:lineRule="auto" w:after="0"/>
+        <w:ind w:firstLine="420"/>
       </w:pPr>
       <w:r>
         <w:rPr>
@@ -2606,7 +2668,7 @@
       </w:pPr>
       <w:r>
         <w:rPr>
-          <w:rFonts w:ascii="黑体" w:hAnsi="黑体" w:eastAsia="黑体"/>
+          <w:rFonts w:ascii="宋体" w:hAnsi="宋体" w:eastAsia="宋体"/>
         </w:rPr>
         <w:t xml:space="preserve">8. 配置文件规范</w:t>
       </w:r>
@@ -2618,6 +2680,8 @@
           <w:numId w:val="1006"/>
         </w:numPr>
         <w:pStyle w:val="Compact"/>
+        <w:spacing w:line="276" w:lineRule="auto" w:after="0"/>
+        <w:ind w:firstLine="420"/>
       </w:pPr>
       <w:r>
         <w:rPr>
@@ -2633,6 +2697,8 @@
           <w:numId w:val="1006"/>
         </w:numPr>
         <w:pStyle w:val="Compact"/>
+        <w:spacing w:line="276" w:lineRule="auto" w:after="0"/>
+        <w:ind w:firstLine="420"/>
       </w:pPr>
       <w:r>
         <w:rPr>
@@ -2648,6 +2714,8 @@
           <w:numId w:val="1006"/>
         </w:numPr>
         <w:pStyle w:val="Compact"/>
+        <w:spacing w:line="276" w:lineRule="auto" w:after="0"/>
+        <w:ind w:firstLine="420"/>
       </w:pPr>
       <w:r>
         <w:rPr>
@@ -2664,7 +2732,7 @@
       </w:pPr>
       <w:r>
         <w:rPr>
-          <w:rFonts w:ascii="黑体" w:hAnsi="黑体" w:eastAsia="黑体"/>
+          <w:rFonts w:ascii="宋体" w:hAnsi="宋体" w:eastAsia="宋体"/>
         </w:rPr>
         <w:t xml:space="preserve">9. 测试代码规范</w:t>
       </w:r>
@@ -2676,6 +2744,8 @@
           <w:numId w:val="1007"/>
         </w:numPr>
         <w:pStyle w:val="Compact"/>
+        <w:spacing w:line="276" w:lineRule="auto" w:after="0"/>
+        <w:ind w:firstLine="420"/>
       </w:pPr>
       <w:r>
         <w:rPr>
@@ -2691,6 +2761,8 @@
           <w:numId w:val="1007"/>
         </w:numPr>
         <w:pStyle w:val="Compact"/>
+        <w:spacing w:line="276" w:lineRule="auto" w:after="0"/>
+        <w:ind w:firstLine="420"/>
       </w:pPr>
       <w:r>
         <w:rPr>
@@ -2731,6 +2803,8 @@
           <w:numId w:val="1007"/>
         </w:numPr>
         <w:pStyle w:val="Compact"/>
+        <w:spacing w:line="276" w:lineRule="auto" w:after="0"/>
+        <w:ind w:firstLine="420"/>
       </w:pPr>
       <w:r>
         <w:rPr>
@@ -2746,6 +2820,8 @@
           <w:numId w:val="1007"/>
         </w:numPr>
         <w:pStyle w:val="Compact"/>
+        <w:spacing w:line="276" w:lineRule="auto" w:after="0"/>
+        <w:ind w:firstLine="420"/>
       </w:pPr>
       <w:r>
         <w:rPr>
@@ -2762,7 +2838,7 @@
       </w:pPr>
       <w:r>
         <w:rPr>
-          <w:rFonts w:ascii="黑体" w:hAnsi="黑体" w:eastAsia="黑体"/>
+          <w:rFonts w:ascii="宋体" w:hAnsi="宋体" w:eastAsia="宋体"/>
         </w:rPr>
         <w:t xml:space="preserve">10. Git 提交规范</w:t>
       </w:r>
@@ -2774,6 +2850,8 @@
           <w:numId w:val="1008"/>
         </w:numPr>
         <w:pStyle w:val="Compact"/>
+        <w:spacing w:line="276" w:lineRule="auto" w:after="0"/>
+        <w:ind w:firstLine="420"/>
       </w:pPr>
       <w:r>
         <w:rPr>
@@ -2814,6 +2892,8 @@
           <w:numId w:val="1008"/>
         </w:numPr>
         <w:pStyle w:val="Compact"/>
+        <w:spacing w:line="276" w:lineRule="auto" w:after="0"/>
+        <w:ind w:firstLine="420"/>
       </w:pPr>
       <w:r>
         <w:rPr>
@@ -2900,6 +2980,8 @@
           <w:numId w:val="1008"/>
         </w:numPr>
         <w:pStyle w:val="Compact"/>
+        <w:spacing w:line="276" w:lineRule="auto" w:after="0"/>
+        <w:ind w:firstLine="420"/>
       </w:pPr>
       <w:r>
         <w:rPr>
@@ -2911,6 +2993,8 @@
     <w:p>
       <w:pPr>
         <w:pStyle w:val="FirstParagraph"/>
+        <w:spacing w:line="276" w:lineRule="auto" w:after="0"/>
+        <w:ind w:firstLine="420"/>
       </w:pPr>
       <w:r>
         <w:rPr>
@@ -2952,7 +3036,7 @@
       </w:pPr>
       <w:r>
         <w:rPr>
-          <w:rFonts w:ascii="黑体" w:hAnsi="黑体" w:eastAsia="黑体"/>
+          <w:rFonts w:ascii="宋体" w:hAnsi="宋体" w:eastAsia="宋体"/>
         </w:rPr>
         <w:t xml:space="preserve">11. 文档编写规范</w:t>
       </w:r>
@@ -2964,6 +3048,8 @@
           <w:numId w:val="1009"/>
         </w:numPr>
         <w:pStyle w:val="Compact"/>
+        <w:spacing w:line="276" w:lineRule="auto" w:after="0"/>
+        <w:ind w:firstLine="420"/>
       </w:pPr>
       <w:r>
         <w:rPr>
@@ -2979,6 +3065,8 @@
           <w:numId w:val="1009"/>
         </w:numPr>
         <w:pStyle w:val="Compact"/>
+        <w:spacing w:line="276" w:lineRule="auto" w:after="0"/>
+        <w:ind w:firstLine="420"/>
       </w:pPr>
       <w:r>
         <w:rPr>
@@ -3018,6 +3106,8 @@
           <w:numId w:val="1009"/>
         </w:numPr>
         <w:pStyle w:val="Compact"/>
+        <w:spacing w:line="276" w:lineRule="auto" w:after="0"/>
+        <w:ind w:firstLine="420"/>
       </w:pPr>
       <w:r>
         <w:rPr>
@@ -3033,6 +3123,8 @@
           <w:numId w:val="1009"/>
         </w:numPr>
         <w:pStyle w:val="Compact"/>
+        <w:spacing w:line="276" w:lineRule="auto" w:after="0"/>
+        <w:ind w:firstLine="420"/>
       </w:pPr>
       <w:r>
         <w:rPr>
@@ -3048,7 +3140,7 @@
       </w:pPr>
       <w:r>
         <w:rPr>
-          <w:rFonts w:ascii="黑体" w:hAnsi="黑体" w:eastAsia="黑体"/>
+          <w:rFonts w:ascii="宋体" w:hAnsi="宋体" w:eastAsia="宋体"/>
         </w:rPr>
         <w:t xml:space="preserve">11.1 课程文档与导出规范</w:t>
       </w:r>
@@ -3060,6 +3152,8 @@
           <w:numId w:val="1010"/>
         </w:numPr>
         <w:pStyle w:val="Compact"/>
+        <w:spacing w:line="276" w:lineRule="auto" w:after="0"/>
+        <w:ind w:firstLine="420"/>
       </w:pPr>
       <w:r>
         <w:rPr>
@@ -3075,6 +3169,8 @@
           <w:numId w:val="1010"/>
         </w:numPr>
         <w:pStyle w:val="Compact"/>
+        <w:spacing w:line="276" w:lineRule="auto" w:after="0"/>
+        <w:ind w:firstLine="420"/>
       </w:pPr>
       <w:r>
         <w:rPr>
@@ -3133,6 +3229,8 @@
           <w:numId w:val="1010"/>
         </w:numPr>
         <w:pStyle w:val="Compact"/>
+        <w:spacing w:line="276" w:lineRule="auto" w:after="0"/>
+        <w:ind w:firstLine="420"/>
       </w:pPr>
       <w:r>
         <w:rPr>
@@ -3172,6 +3270,8 @@
           <w:numId w:val="1010"/>
         </w:numPr>
         <w:pStyle w:val="Compact"/>
+        <w:spacing w:line="276" w:lineRule="auto" w:after="0"/>
+        <w:ind w:firstLine="420"/>
       </w:pPr>
       <w:r>
         <w:rPr>
@@ -3187,6 +3287,8 @@
           <w:numId w:val="1010"/>
         </w:numPr>
         <w:pStyle w:val="Compact"/>
+        <w:spacing w:line="276" w:lineRule="auto" w:after="0"/>
+        <w:ind w:firstLine="420"/>
       </w:pPr>
       <w:r>
         <w:rPr>
@@ -3204,7 +3306,7 @@
       </w:pPr>
       <w:r>
         <w:rPr>
-          <w:rFonts w:ascii="黑体" w:hAnsi="黑体" w:eastAsia="黑体"/>
+          <w:rFonts w:ascii="宋体" w:hAnsi="宋体" w:eastAsia="宋体"/>
         </w:rPr>
         <w:t xml:space="preserve">12. 结论</w:t>
       </w:r>
@@ -3212,6 +3314,8 @@
     <w:p>
       <w:pPr>
         <w:pStyle w:val="FirstParagraph"/>
+        <w:spacing w:line="276" w:lineRule="auto" w:after="0"/>
+        <w:ind w:firstLine="420"/>
       </w:pPr>
       <w:r>
         <w:rPr>
@@ -3223,7 +3327,7 @@
     <w:bookmarkEnd w:id="38"/>
     <w:bookmarkEnd w:id="39"/>
     <w:sectPr>
-      <w:pgMar w:top="1361" w:bottom="1247" w:left="1417" w:right="1417"/>
+      <w:pgMar w:top="1440" w:bottom="1440" w:left="1797" w:right="1797"/>
     </w:sectPr>
   </w:body>
 </w:document>
@@ -3755,12 +3859,20 @@
       <w:spacing w:after="180" w:before="180"/>
     </w:pPr>
     <w:qFormat/>
+    <w:rPr>
+      <w:rFonts w:ascii="宋体" w:hAnsi="宋体" w:eastAsia="宋体"/>
+      <w:sz w:val="21"/>
+    </w:rPr>
   </w:style>
   <w:style w:customStyle="1" w:styleId="FirstParagraph" w:type="paragraph">
     <w:name w:val="First Paragraph"/>
     <w:basedOn w:val="BodyText"/>
     <w:next w:val="BodyText"/>
     <w:qFormat/>
+    <w:rPr>
+      <w:rFonts w:ascii="宋体" w:hAnsi="宋体" w:eastAsia="宋体"/>
+      <w:sz w:val="21"/>
+    </w:rPr>
   </w:style>
   <w:style w:customStyle="1" w:styleId="Compact" w:type="paragraph">
     <w:name w:val="Compact"/>
@@ -3769,6 +3881,10 @@
     <w:pPr>
       <w:spacing w:after="36" w:before="36"/>
     </w:pPr>
+    <w:rPr>
+      <w:rFonts w:ascii="宋体" w:hAnsi="宋体" w:eastAsia="宋体"/>
+      <w:sz w:val="21"/>
+    </w:rPr>
   </w:style>
   <w:style w:styleId="Title" w:type="paragraph">
     <w:name w:val="Title"/>
@@ -3786,7 +3902,7 @@
       <w:b/>
       <w:bCs/>
       <w:color w:themeColor="accent1" w:themeShade="B5" w:val="345A8A"/>
-      <w:sz w:val="40"/>
+      <w:sz w:val="36"/>
       <w:szCs w:val="36"/>
     </w:rPr>
   </w:style>
@@ -3862,11 +3978,11 @@
       <w:outlineLvl w:val="0"/>
     </w:pPr>
     <w:rPr>
-      <w:rFonts w:asciiTheme="majorHAnsi" w:cstheme="majorBidi" w:eastAsiaTheme="majorEastAsia" w:hAnsiTheme="majorHAnsi"/>
+      <w:rFonts w:asciiTheme="majorHAnsi" w:cstheme="majorBidi" w:eastAsiaTheme="majorEastAsia" w:hAnsiTheme="majorHAnsi" w:ascii="宋体" w:hAnsi="宋体" w:eastAsia="宋体"/>
       <w:b/>
       <w:bCs/>
       <w:color w:themeColor="accent1" w:val="4F81BD"/>
-      <w:sz w:val="32"/>
+      <w:sz w:val="48"/>
       <w:szCs w:val="32"/>
     </w:rPr>
   </w:style>
@@ -3884,11 +4000,11 @@
       <w:outlineLvl w:val="1"/>
     </w:pPr>
     <w:rPr>
-      <w:rFonts w:asciiTheme="majorHAnsi" w:cstheme="majorBidi" w:eastAsiaTheme="majorEastAsia" w:hAnsiTheme="majorHAnsi"/>
+      <w:rFonts w:asciiTheme="majorHAnsi" w:cstheme="majorBidi" w:eastAsiaTheme="majorEastAsia" w:hAnsiTheme="majorHAnsi" w:ascii="宋体" w:hAnsi="宋体" w:eastAsia="宋体"/>
       <w:b/>
       <w:bCs/>
       <w:color w:themeColor="accent1" w:val="4F81BD"/>
-      <w:sz w:val="28"/>
+      <w:sz w:val="36"/>
       <w:szCs w:val="28"/>
     </w:rPr>
   </w:style>
@@ -3906,11 +4022,11 @@
       <w:outlineLvl w:val="2"/>
     </w:pPr>
     <w:rPr>
-      <w:rFonts w:asciiTheme="majorHAnsi" w:cstheme="majorBidi" w:eastAsiaTheme="majorEastAsia" w:hAnsiTheme="majorHAnsi"/>
+      <w:rFonts w:asciiTheme="majorHAnsi" w:cstheme="majorBidi" w:eastAsiaTheme="majorEastAsia" w:hAnsiTheme="majorHAnsi" w:ascii="宋体" w:hAnsi="宋体" w:eastAsia="宋体"/>
       <w:b/>
       <w:bCs/>
       <w:color w:themeColor="accent1" w:val="4F81BD"/>
-      <w:sz w:val="24"/>
+      <w:sz w:val="27"/>
       <w:szCs w:val="24"/>
     </w:rPr>
   </w:style>
@@ -3928,8 +4044,9 @@
       <w:outlineLvl w:val="3"/>
     </w:pPr>
     <w:rPr>
-      <w:rFonts w:asciiTheme="majorHAnsi" w:cstheme="majorBidi" w:eastAsiaTheme="majorEastAsia" w:hAnsiTheme="majorHAnsi"/>
+      <w:rFonts w:asciiTheme="majorHAnsi" w:cstheme="majorBidi" w:eastAsiaTheme="majorEastAsia" w:hAnsiTheme="majorHAnsi" w:ascii="宋体" w:hAnsi="宋体" w:eastAsia="宋体"/>
       <w:i/>
+      <w:b/>
       <w:bCs/>
       <w:color w:themeColor="accent1" w:val="4F81BD"/>
       <w:sz w:val="24"/>

--- a/docx/mid-term/11_编码规范文档.docx
+++ b/docx/mid-term/11_编码规范文档.docx
@@ -38,6 +38,7 @@
         <w:rPr>
           <w:rFonts w:ascii="宋体" w:hAnsi="宋体" w:eastAsia="宋体"/>
           <w:b/>
+          <w:color w:val="000000"/>
           <w:sz w:val="48"/>
         </w:rPr>
         <w:t xml:space="preserve">工业轴承设备剩余寿命预测系统的实现：编码规范文档</w:t>
@@ -51,6 +52,7 @@
       <w:r>
         <w:rPr>
           <w:rFonts w:ascii="宋体" w:hAnsi="宋体" w:eastAsia="宋体"/>
+          <w:color w:val="000000"/>
         </w:rPr>
         <w:t xml:space="preserve">文档信息</w:t>
       </w:r>
@@ -85,6 +87,7 @@
               <w:rPr>
                 <w:rFonts w:ascii="宋体" w:hAnsi="宋体" w:eastAsia="宋体"/>
                 <w:b/>
+                <w:color w:val="000000"/>
                 <w:sz w:val="21"/>
               </w:rPr>
               <w:t xml:space="preserve">项目</w:t>
@@ -105,6 +108,7 @@
               <w:rPr>
                 <w:rFonts w:ascii="宋体" w:hAnsi="宋体" w:eastAsia="宋体"/>
                 <w:b/>
+                <w:color w:val="000000"/>
                 <w:sz w:val="21"/>
               </w:rPr>
               <w:t xml:space="preserve">内容</w:t>
@@ -123,6 +127,7 @@
             <w:r>
               <w:rPr>
                 <w:rFonts w:ascii="宋体" w:hAnsi="宋体" w:eastAsia="宋体"/>
+                <w:color w:val="000000"/>
                 <w:sz w:val="21"/>
               </w:rPr>
               <w:t xml:space="preserve">文档名称</w:t>
@@ -139,6 +144,7 @@
             <w:r>
               <w:rPr>
                 <w:rFonts w:ascii="宋体" w:hAnsi="宋体" w:eastAsia="宋体"/>
+                <w:color w:val="000000"/>
                 <w:sz w:val="21"/>
               </w:rPr>
               <w:t xml:space="preserve">编码规范文档</w:t>
@@ -157,6 +163,7 @@
             <w:r>
               <w:rPr>
                 <w:rFonts w:ascii="宋体" w:hAnsi="宋体" w:eastAsia="宋体"/>
+                <w:color w:val="000000"/>
                 <w:sz w:val="21"/>
               </w:rPr>
               <w:t xml:space="preserve">文档编号</w:t>
@@ -173,6 +180,7 @@
             <w:r>
               <w:rPr>
                 <w:rFonts w:ascii="宋体" w:hAnsi="宋体" w:eastAsia="宋体"/>
+                <w:color w:val="000000"/>
                 <w:sz w:val="21"/>
               </w:rPr>
               <w:t xml:space="preserve">SE-PHM-MID-11</w:t>
@@ -191,6 +199,7 @@
             <w:r>
               <w:rPr>
                 <w:rFonts w:ascii="宋体" w:hAnsi="宋体" w:eastAsia="宋体"/>
+                <w:color w:val="000000"/>
                 <w:sz w:val="21"/>
               </w:rPr>
               <w:t xml:space="preserve">文档阶段</w:t>
@@ -207,6 +216,7 @@
             <w:r>
               <w:rPr>
                 <w:rFonts w:ascii="宋体" w:hAnsi="宋体" w:eastAsia="宋体"/>
+                <w:color w:val="000000"/>
                 <w:sz w:val="21"/>
               </w:rPr>
               <w:t xml:space="preserve">中期</w:t>
@@ -225,6 +235,7 @@
             <w:r>
               <w:rPr>
                 <w:rFonts w:ascii="宋体" w:hAnsi="宋体" w:eastAsia="宋体"/>
+                <w:color w:val="000000"/>
                 <w:sz w:val="21"/>
               </w:rPr>
               <w:t xml:space="preserve">项目名称</w:t>
@@ -241,6 +252,7 @@
             <w:r>
               <w:rPr>
                 <w:rFonts w:ascii="宋体" w:hAnsi="宋体" w:eastAsia="宋体"/>
+                <w:color w:val="000000"/>
                 <w:sz w:val="21"/>
               </w:rPr>
               <w:t xml:space="preserve">工业轴承设备剩余寿命预测系统的实现</w:t>
@@ -259,6 +271,7 @@
             <w:r>
               <w:rPr>
                 <w:rFonts w:ascii="宋体" w:hAnsi="宋体" w:eastAsia="宋体"/>
+                <w:color w:val="000000"/>
                 <w:sz w:val="21"/>
               </w:rPr>
               <w:t xml:space="preserve">课程</w:t>
@@ -275,6 +288,7 @@
             <w:r>
               <w:rPr>
                 <w:rFonts w:ascii="宋体" w:hAnsi="宋体" w:eastAsia="宋体"/>
+                <w:color w:val="000000"/>
                 <w:sz w:val="21"/>
               </w:rPr>
               <w:t xml:space="preserve">中国科学技术大学软件学院《软件工程》</w:t>
@@ -293,6 +307,7 @@
             <w:r>
               <w:rPr>
                 <w:rFonts w:ascii="宋体" w:hAnsi="宋体" w:eastAsia="宋体"/>
+                <w:color w:val="000000"/>
                 <w:sz w:val="21"/>
               </w:rPr>
               <w:t xml:space="preserve">指导老师</w:t>
@@ -309,6 +324,7 @@
             <w:r>
               <w:rPr>
                 <w:rFonts w:ascii="宋体" w:hAnsi="宋体" w:eastAsia="宋体"/>
+                <w:color w:val="000000"/>
                 <w:sz w:val="21"/>
               </w:rPr>
               <w:t xml:space="preserve">zjf</w:t>
@@ -327,6 +343,7 @@
             <w:r>
               <w:rPr>
                 <w:rFonts w:ascii="宋体" w:hAnsi="宋体" w:eastAsia="宋体"/>
+                <w:color w:val="000000"/>
                 <w:sz w:val="21"/>
               </w:rPr>
               <w:t xml:space="preserve">小组成员</w:t>
@@ -343,6 +360,7 @@
             <w:r>
               <w:rPr>
                 <w:rFonts w:ascii="宋体" w:hAnsi="宋体" w:eastAsia="宋体"/>
+                <w:color w:val="000000"/>
                 <w:sz w:val="21"/>
               </w:rPr>
               <w:t xml:space="preserve">zyj、cyy、zdh、zy</w:t>
@@ -361,6 +379,7 @@
             <w:r>
               <w:rPr>
                 <w:rFonts w:ascii="宋体" w:hAnsi="宋体" w:eastAsia="宋体"/>
+                <w:color w:val="000000"/>
                 <w:sz w:val="21"/>
               </w:rPr>
               <w:t xml:space="preserve">文档负责人</w:t>
@@ -377,6 +396,7 @@
             <w:r>
               <w:rPr>
                 <w:rFonts w:ascii="宋体" w:hAnsi="宋体" w:eastAsia="宋体"/>
+                <w:color w:val="000000"/>
                 <w:sz w:val="21"/>
               </w:rPr>
               <w:t xml:space="preserve">cyy</w:t>
@@ -395,6 +415,7 @@
             <w:r>
               <w:rPr>
                 <w:rFonts w:ascii="宋体" w:hAnsi="宋体" w:eastAsia="宋体"/>
+                <w:color w:val="000000"/>
                 <w:sz w:val="21"/>
               </w:rPr>
               <w:t xml:space="preserve">参与编写</w:t>
@@ -411,6 +432,7 @@
             <w:r>
               <w:rPr>
                 <w:rFonts w:ascii="宋体" w:hAnsi="宋体" w:eastAsia="宋体"/>
+                <w:color w:val="000000"/>
                 <w:sz w:val="21"/>
               </w:rPr>
               <w:t xml:space="preserve">zyj、zdh、zy</w:t>
@@ -429,6 +451,7 @@
             <w:r>
               <w:rPr>
                 <w:rFonts w:ascii="宋体" w:hAnsi="宋体" w:eastAsia="宋体"/>
+                <w:color w:val="000000"/>
                 <w:sz w:val="21"/>
               </w:rPr>
               <w:t xml:space="preserve">版本</w:t>
@@ -445,6 +468,7 @@
             <w:r>
               <w:rPr>
                 <w:rFonts w:ascii="宋体" w:hAnsi="宋体" w:eastAsia="宋体"/>
+                <w:color w:val="000000"/>
                 <w:sz w:val="21"/>
               </w:rPr>
               <w:t xml:space="preserve">V3.0</w:t>
@@ -463,6 +487,7 @@
             <w:r>
               <w:rPr>
                 <w:rFonts w:ascii="宋体" w:hAnsi="宋体" w:eastAsia="宋体"/>
+                <w:color w:val="000000"/>
                 <w:sz w:val="21"/>
               </w:rPr>
               <w:t xml:space="preserve">修订日期</w:t>
@@ -479,6 +504,7 @@
             <w:r>
               <w:rPr>
                 <w:rFonts w:ascii="宋体" w:hAnsi="宋体" w:eastAsia="宋体"/>
+                <w:color w:val="000000"/>
                 <w:sz w:val="21"/>
               </w:rPr>
               <w:t xml:space="preserve">2026-06-14</w:t>
@@ -497,6 +523,7 @@
             <w:r>
               <w:rPr>
                 <w:rFonts w:ascii="宋体" w:hAnsi="宋体" w:eastAsia="宋体"/>
+                <w:color w:val="000000"/>
                 <w:sz w:val="21"/>
               </w:rPr>
               <w:t xml:space="preserve">归档形式</w:t>
@@ -513,6 +540,7 @@
             <w:r>
               <w:rPr>
                 <w:rFonts w:ascii="宋体" w:hAnsi="宋体" w:eastAsia="宋体"/>
+                <w:color w:val="000000"/>
                 <w:sz w:val="21"/>
               </w:rPr>
               <w:t xml:space="preserve">Markdown 源文件、PDF、DOCX</w:t>
@@ -531,6 +559,7 @@
             <w:r>
               <w:rPr>
                 <w:rFonts w:ascii="宋体" w:hAnsi="宋体" w:eastAsia="宋体"/>
+                <w:color w:val="000000"/>
                 <w:sz w:val="21"/>
               </w:rPr>
               <w:t xml:space="preserve">内容基线</w:t>
@@ -547,6 +576,7 @@
             <w:r>
               <w:rPr>
                 <w:rFonts w:ascii="宋体" w:hAnsi="宋体" w:eastAsia="宋体"/>
+                <w:color w:val="000000"/>
                 <w:sz w:val="21"/>
               </w:rPr>
               <w:t xml:space="preserve">源码、测试、文档、提交和导出规范</w:t>
@@ -564,6 +594,7 @@
       <w:r>
         <w:rPr>
           <w:rFonts w:ascii="宋体" w:hAnsi="宋体" w:eastAsia="宋体"/>
+          <w:color w:val="000000"/>
         </w:rPr>
         <w:t xml:space="preserve">修订记录</w:t>
       </w:r>
@@ -598,6 +629,7 @@
               <w:rPr>
                 <w:rFonts w:ascii="宋体" w:hAnsi="宋体" w:eastAsia="宋体"/>
                 <w:b/>
+                <w:color w:val="000000"/>
                 <w:sz w:val="21"/>
               </w:rPr>
               <w:t xml:space="preserve">版本</w:t>
@@ -618,6 +650,7 @@
               <w:rPr>
                 <w:rFonts w:ascii="宋体" w:hAnsi="宋体" w:eastAsia="宋体"/>
                 <w:b/>
+                <w:color w:val="000000"/>
                 <w:sz w:val="21"/>
               </w:rPr>
               <w:t xml:space="preserve">日期</w:t>
@@ -638,6 +671,7 @@
               <w:rPr>
                 <w:rFonts w:ascii="宋体" w:hAnsi="宋体" w:eastAsia="宋体"/>
                 <w:b/>
+                <w:color w:val="000000"/>
                 <w:sz w:val="21"/>
               </w:rPr>
               <w:t xml:space="preserve">编写人</w:t>
@@ -658,6 +692,7 @@
               <w:rPr>
                 <w:rFonts w:ascii="宋体" w:hAnsi="宋体" w:eastAsia="宋体"/>
                 <w:b/>
+                <w:color w:val="000000"/>
                 <w:sz w:val="21"/>
               </w:rPr>
               <w:t xml:space="preserve">说明</w:t>
@@ -676,6 +711,7 @@
             <w:r>
               <w:rPr>
                 <w:rFonts w:ascii="宋体" w:hAnsi="宋体" w:eastAsia="宋体"/>
+                <w:color w:val="000000"/>
                 <w:sz w:val="21"/>
               </w:rPr>
               <w:t xml:space="preserve">V1.0</w:t>
@@ -692,6 +728,7 @@
             <w:r>
               <w:rPr>
                 <w:rFonts w:ascii="宋体" w:hAnsi="宋体" w:eastAsia="宋体"/>
+                <w:color w:val="000000"/>
                 <w:sz w:val="21"/>
               </w:rPr>
               <w:t xml:space="preserve">2025-11-10</w:t>
@@ -708,6 +745,7 @@
             <w:r>
               <w:rPr>
                 <w:rFonts w:ascii="宋体" w:hAnsi="宋体" w:eastAsia="宋体"/>
+                <w:color w:val="000000"/>
                 <w:sz w:val="21"/>
               </w:rPr>
               <w:t xml:space="preserve">项目组</w:t>
@@ -724,6 +762,7 @@
             <w:r>
               <w:rPr>
                 <w:rFonts w:ascii="宋体" w:hAnsi="宋体" w:eastAsia="宋体"/>
+                <w:color w:val="000000"/>
                 <w:sz w:val="21"/>
               </w:rPr>
               <w:t xml:space="preserve">完成初版课程文档</w:t>
@@ -742,6 +781,7 @@
             <w:r>
               <w:rPr>
                 <w:rFonts w:ascii="宋体" w:hAnsi="宋体" w:eastAsia="宋体"/>
+                <w:color w:val="000000"/>
                 <w:sz w:val="21"/>
               </w:rPr>
               <w:t xml:space="preserve">V2.0</w:t>
@@ -758,6 +798,7 @@
             <w:r>
               <w:rPr>
                 <w:rFonts w:ascii="宋体" w:hAnsi="宋体" w:eastAsia="宋体"/>
+                <w:color w:val="000000"/>
                 <w:sz w:val="21"/>
               </w:rPr>
               <w:t xml:space="preserve">2026-03-12</w:t>
@@ -774,6 +815,7 @@
             <w:r>
               <w:rPr>
                 <w:rFonts w:ascii="宋体" w:hAnsi="宋体" w:eastAsia="宋体"/>
+                <w:color w:val="000000"/>
                 <w:sz w:val="21"/>
               </w:rPr>
               <w:t xml:space="preserve">项目组</w:t>
@@ -790,6 +832,7 @@
             <w:r>
               <w:rPr>
                 <w:rFonts w:ascii="宋体" w:hAnsi="宋体" w:eastAsia="宋体"/>
+                <w:color w:val="000000"/>
                 <w:sz w:val="21"/>
               </w:rPr>
               <w:t xml:space="preserve">统一项目名称、技术基线和阶段交付内容</w:t>
@@ -808,6 +851,7 @@
             <w:r>
               <w:rPr>
                 <w:rFonts w:ascii="宋体" w:hAnsi="宋体" w:eastAsia="宋体"/>
+                <w:color w:val="000000"/>
                 <w:sz w:val="21"/>
               </w:rPr>
               <w:t xml:space="preserve">V3.0</w:t>
@@ -824,6 +868,7 @@
             <w:r>
               <w:rPr>
                 <w:rFonts w:ascii="宋体" w:hAnsi="宋体" w:eastAsia="宋体"/>
+                <w:color w:val="000000"/>
                 <w:sz w:val="21"/>
               </w:rPr>
               <w:t xml:space="preserve">2026-06-14</w:t>
@@ -840,6 +885,7 @@
             <w:r>
               <w:rPr>
                 <w:rFonts w:ascii="宋体" w:hAnsi="宋体" w:eastAsia="宋体"/>
+                <w:color w:val="000000"/>
                 <w:sz w:val="21"/>
               </w:rPr>
               <w:t xml:space="preserve">项目组</w:t>
@@ -856,6 +902,7 @@
             <w:r>
               <w:rPr>
                 <w:rFonts w:ascii="宋体" w:hAnsi="宋体" w:eastAsia="宋体"/>
+                <w:color w:val="000000"/>
                 <w:sz w:val="21"/>
               </w:rPr>
               <w:t xml:space="preserve">参考课程交付样例统一封面与归档格式，补充数据理解、技术难点、测试验收和 DOCX 交付信息</w:t>
@@ -873,6 +920,7 @@
       <w:r>
         <w:rPr>
           <w:rFonts w:ascii="宋体" w:hAnsi="宋体" w:eastAsia="宋体"/>
+          <w:color w:val="000000"/>
         </w:rPr>
         <w:t xml:space="preserve">1. 适用范围与原则</w:t>
       </w:r>
@@ -886,6 +934,7 @@
       <w:r>
         <w:rPr>
           <w:rFonts w:ascii="宋体" w:hAnsi="宋体" w:eastAsia="宋体"/>
+          <w:color w:val="000000"/>
         </w:rPr>
         <w:t xml:space="preserve">本文档适用于本项目所有 Python 源码、测试代码、脚本和文档编写工作。规范目标包括：</w:t>
       </w:r>
@@ -903,6 +952,7 @@
       <w:r>
         <w:rPr>
           <w:rFonts w:ascii="宋体" w:hAnsi="宋体" w:eastAsia="宋体"/>
+          <w:color w:val="000000"/>
         </w:rPr>
         <w:t xml:space="preserve">提高代码可读性和一致性。</w:t>
       </w:r>
@@ -920,6 +970,7 @@
       <w:r>
         <w:rPr>
           <w:rFonts w:ascii="宋体" w:hAnsi="宋体" w:eastAsia="宋体"/>
+          <w:color w:val="000000"/>
         </w:rPr>
         <w:t xml:space="preserve">降低多人协作中的接口误解和风格漂移。</w:t>
       </w:r>
@@ -937,6 +988,7 @@
       <w:r>
         <w:rPr>
           <w:rFonts w:ascii="宋体" w:hAnsi="宋体" w:eastAsia="宋体"/>
+          <w:color w:val="000000"/>
         </w:rPr>
         <w:t xml:space="preserve">满足软件工程课程对命名空间、注释和提交规范的要求。</w:t>
       </w:r>
@@ -950,6 +1002,7 @@
       <w:r>
         <w:rPr>
           <w:rFonts w:ascii="宋体" w:hAnsi="宋体" w:eastAsia="宋体"/>
+          <w:color w:val="000000"/>
         </w:rPr>
         <w:t xml:space="preserve">2. 命名规范</w:t>
       </w:r>
@@ -962,6 +1015,7 @@
       <w:r>
         <w:rPr>
           <w:rFonts w:ascii="宋体" w:hAnsi="宋体" w:eastAsia="宋体"/>
+          <w:color w:val="000000"/>
         </w:rPr>
         <w:t xml:space="preserve">2.1 命名空间规范</w:t>
       </w:r>
@@ -975,6 +1029,7 @@
       <w:r>
         <w:rPr>
           <w:rFonts w:ascii="宋体" w:hAnsi="宋体" w:eastAsia="宋体"/>
+          <w:color w:val="000000"/>
         </w:rPr>
         <w:t xml:space="preserve">采用名字空间的编程语言时，统一使用：</w:t>
       </w:r>
@@ -987,6 +1042,7 @@
         <w:rPr>
           <w:rStyle w:val="VerbatimChar"/>
           <w:rFonts w:ascii="宋体" w:hAnsi="宋体" w:eastAsia="宋体"/>
+          <w:color w:val="000000"/>
         </w:rPr>
         <w:t xml:space="preserve">USTC.SSE.BearingPrediction</w:t>
       </w:r>
@@ -1000,6 +1056,7 @@
       <w:r>
         <w:rPr>
           <w:rFonts w:ascii="宋体" w:hAnsi="宋体" w:eastAsia="宋体"/>
+          <w:color w:val="000000"/>
         </w:rPr>
         <w:t xml:space="preserve">例如：</w:t>
       </w:r>
@@ -1012,12 +1069,14 @@
         <w:rPr>
           <w:rStyle w:val="VerbatimChar"/>
           <w:rFonts w:ascii="宋体" w:hAnsi="宋体" w:eastAsia="宋体"/>
+          <w:color w:val="000000"/>
         </w:rPr>
         <w:t xml:space="preserve">USTC.SSE.BearingPrediction.dataset</w:t>
       </w:r>
       <w:r>
         <w:rPr>
           <w:rFonts w:ascii="宋体" w:hAnsi="宋体" w:eastAsia="宋体"/>
+          <w:color w:val="000000"/>
         </w:rPr>
         <w:br/>
       </w:r>
@@ -1025,6 +1084,7 @@
         <w:rPr>
           <w:rStyle w:val="VerbatimChar"/>
           <w:rFonts w:ascii="宋体" w:hAnsi="宋体" w:eastAsia="宋体"/>
+          <w:color w:val="000000"/>
         </w:rPr>
         <w:t xml:space="preserve">USTC.SSE.BearingPrediction.training</w:t>
       </w:r>
@@ -1038,6 +1098,7 @@
       <w:r>
         <w:rPr>
           <w:rFonts w:ascii="宋体" w:hAnsi="宋体" w:eastAsia="宋体"/>
+          <w:color w:val="000000"/>
         </w:rPr>
         <w:t xml:space="preserve">2.2 类、函数、变量命名规范</w:t>
       </w:r>
@@ -1055,12 +1116,14 @@
       <w:r>
         <w:rPr>
           <w:rFonts w:ascii="宋体" w:hAnsi="宋体" w:eastAsia="宋体"/>
+          <w:color w:val="000000"/>
         </w:rPr>
         <w:t xml:space="preserve">类名使用 PascalCase，例如</w:t>
       </w:r>
       <w:r>
         <w:rPr>
           <w:rFonts w:ascii="宋体" w:hAnsi="宋体" w:eastAsia="宋体"/>
+          <w:color w:val="000000"/>
         </w:rPr>
         <w:t xml:space="preserve"> </w:t>
       </w:r>
@@ -1068,12 +1131,14 @@
         <w:rPr>
           <w:rStyle w:val="VerbatimChar"/>
           <w:rFonts w:ascii="宋体" w:hAnsi="宋体" w:eastAsia="宋体"/>
+          <w:color w:val="000000"/>
         </w:rPr>
         <w:t xml:space="preserve">BaseTrainer</w:t>
       </w:r>
       <w:r>
         <w:rPr>
           <w:rFonts w:ascii="宋体" w:hAnsi="宋体" w:eastAsia="宋体"/>
+          <w:color w:val="000000"/>
         </w:rPr>
         <w:t xml:space="preserve">、</w:t>
       </w:r>
@@ -1081,12 +1146,14 @@
         <w:rPr>
           <w:rStyle w:val="VerbatimChar"/>
           <w:rFonts w:ascii="宋体" w:hAnsi="宋体" w:eastAsia="宋体"/>
+          <w:color w:val="000000"/>
         </w:rPr>
         <w:t xml:space="preserve">BearingEntity</w:t>
       </w:r>
       <w:r>
         <w:rPr>
           <w:rFonts w:ascii="宋体" w:hAnsi="宋体" w:eastAsia="宋体"/>
+          <w:color w:val="000000"/>
         </w:rPr>
         <w:t xml:space="preserve">。</w:t>
       </w:r>
@@ -1104,12 +1171,14 @@
       <w:r>
         <w:rPr>
           <w:rFonts w:ascii="宋体" w:hAnsi="宋体" w:eastAsia="宋体"/>
+          <w:color w:val="000000"/>
         </w:rPr>
         <w:t xml:space="preserve">函数名和变量名使用有意义的英文蛇形命名，例如</w:t>
       </w:r>
       <w:r>
         <w:rPr>
           <w:rFonts w:ascii="宋体" w:hAnsi="宋体" w:eastAsia="宋体"/>
+          <w:color w:val="000000"/>
         </w:rPr>
         <w:t xml:space="preserve"> </w:t>
       </w:r>
@@ -1117,12 +1186,14 @@
         <w:rPr>
           <w:rStyle w:val="VerbatimChar"/>
           <w:rFonts w:ascii="宋体" w:hAnsi="宋体" w:eastAsia="宋体"/>
+          <w:color w:val="000000"/>
         </w:rPr>
         <w:t xml:space="preserve">load_entity</w:t>
       </w:r>
       <w:r>
         <w:rPr>
           <w:rFonts w:ascii="宋体" w:hAnsi="宋体" w:eastAsia="宋体"/>
+          <w:color w:val="000000"/>
         </w:rPr>
         <w:t xml:space="preserve">、</w:t>
       </w:r>
@@ -1130,12 +1201,14 @@
         <w:rPr>
           <w:rStyle w:val="VerbatimChar"/>
           <w:rFonts w:ascii="宋体" w:hAnsi="宋体" w:eastAsia="宋体"/>
+          <w:color w:val="000000"/>
         </w:rPr>
         <w:t xml:space="preserve">remaining_life</w:t>
       </w:r>
       <w:r>
         <w:rPr>
           <w:rFonts w:ascii="宋体" w:hAnsi="宋体" w:eastAsia="宋体"/>
+          <w:color w:val="000000"/>
         </w:rPr>
         <w:t xml:space="preserve">。</w:t>
       </w:r>
@@ -1153,12 +1226,14 @@
       <w:r>
         <w:rPr>
           <w:rFonts w:ascii="宋体" w:hAnsi="宋体" w:eastAsia="宋体"/>
+          <w:color w:val="000000"/>
         </w:rPr>
         <w:t xml:space="preserve">常量使用全大写下划线命名，例如</w:t>
       </w:r>
       <w:r>
         <w:rPr>
           <w:rFonts w:ascii="宋体" w:hAnsi="宋体" w:eastAsia="宋体"/>
+          <w:color w:val="000000"/>
         </w:rPr>
         <w:t xml:space="preserve"> </w:t>
       </w:r>
@@ -1166,12 +1241,14 @@
         <w:rPr>
           <w:rStyle w:val="VerbatimChar"/>
           <w:rFonts w:ascii="宋体" w:hAnsi="宋体" w:eastAsia="宋体"/>
+          <w:color w:val="000000"/>
         </w:rPr>
         <w:t xml:space="preserve">DEFAULT_WINDOW_SIZE</w:t>
       </w:r>
       <w:r>
         <w:rPr>
           <w:rFonts w:ascii="宋体" w:hAnsi="宋体" w:eastAsia="宋体"/>
+          <w:color w:val="000000"/>
         </w:rPr>
         <w:t xml:space="preserve">。</w:t>
       </w:r>
@@ -1189,12 +1266,14 @@
       <w:r>
         <w:rPr>
           <w:rFonts w:ascii="宋体" w:hAnsi="宋体" w:eastAsia="宋体"/>
+          <w:color w:val="000000"/>
         </w:rPr>
         <w:t xml:space="preserve">禁止使用无意义名称，例如</w:t>
       </w:r>
       <w:r>
         <w:rPr>
           <w:rFonts w:ascii="宋体" w:hAnsi="宋体" w:eastAsia="宋体"/>
+          <w:color w:val="000000"/>
         </w:rPr>
         <w:t xml:space="preserve"> </w:t>
       </w:r>
@@ -1202,12 +1281,14 @@
         <w:rPr>
           <w:rStyle w:val="VerbatimChar"/>
           <w:rFonts w:ascii="宋体" w:hAnsi="宋体" w:eastAsia="宋体"/>
+          <w:color w:val="000000"/>
         </w:rPr>
         <w:t xml:space="preserve">tmp</w:t>
       </w:r>
       <w:r>
         <w:rPr>
           <w:rFonts w:ascii="宋体" w:hAnsi="宋体" w:eastAsia="宋体"/>
+          <w:color w:val="000000"/>
         </w:rPr>
         <w:t xml:space="preserve">、</w:t>
       </w:r>
@@ -1215,12 +1296,14 @@
         <w:rPr>
           <w:rStyle w:val="VerbatimChar"/>
           <w:rFonts w:ascii="宋体" w:hAnsi="宋体" w:eastAsia="宋体"/>
+          <w:color w:val="000000"/>
         </w:rPr>
         <w:t xml:space="preserve">a</w:t>
       </w:r>
       <w:r>
         <w:rPr>
           <w:rFonts w:ascii="宋体" w:hAnsi="宋体" w:eastAsia="宋体"/>
+          <w:color w:val="000000"/>
         </w:rPr>
         <w:t xml:space="preserve">、</w:t>
       </w:r>
@@ -1228,18 +1311,21 @@
         <w:rPr>
           <w:rStyle w:val="VerbatimChar"/>
           <w:rFonts w:ascii="宋体" w:hAnsi="宋体" w:eastAsia="宋体"/>
+          <w:color w:val="000000"/>
         </w:rPr>
         <w:t xml:space="preserve">b</w:t>
       </w:r>
       <w:r>
         <w:rPr>
           <w:rFonts w:ascii="宋体" w:hAnsi="宋体" w:eastAsia="宋体"/>
+          <w:color w:val="000000"/>
         </w:rPr>
         <w:t xml:space="preserve"> </w:t>
       </w:r>
       <w:r>
         <w:rPr>
           <w:rFonts w:ascii="宋体" w:hAnsi="宋体" w:eastAsia="宋体"/>
+          <w:color w:val="000000"/>
         </w:rPr>
         <w:t xml:space="preserve">作为长期保留变量名。</w:t>
       </w:r>
@@ -1254,6 +1340,7 @@
       <w:r>
         <w:rPr>
           <w:rFonts w:ascii="宋体" w:hAnsi="宋体" w:eastAsia="宋体"/>
+          <w:color w:val="000000"/>
         </w:rPr>
         <w:t xml:space="preserve">3. 目录结构规范</w:t>
       </w:r>
@@ -1267,6 +1354,7 @@
       <w:r>
         <w:rPr>
           <w:rFonts w:ascii="宋体" w:hAnsi="宋体" w:eastAsia="宋体"/>
+          <w:color w:val="000000"/>
         </w:rPr>
         <w:t xml:space="preserve">项目核心目录应遵循统一职责划分。</w:t>
       </w:r>
@@ -1279,12 +1367,14 @@
         <w:rPr>
           <w:rStyle w:val="VerbatimChar"/>
           <w:rFonts w:ascii="宋体" w:hAnsi="宋体" w:eastAsia="宋体"/>
+          <w:color w:val="000000"/>
         </w:rPr>
         <w:t xml:space="preserve">src/USTC/SSE/BearingPrediction/</w:t>
       </w:r>
       <w:r>
         <w:rPr>
           <w:rFonts w:ascii="宋体" w:hAnsi="宋体" w:eastAsia="宋体"/>
+          <w:color w:val="000000"/>
         </w:rPr>
         <w:br/>
       </w:r>
@@ -1292,12 +1382,14 @@
         <w:rPr>
           <w:rStyle w:val="VerbatimChar"/>
           <w:rFonts w:ascii="宋体" w:hAnsi="宋体" w:eastAsia="宋体"/>
+          <w:color w:val="000000"/>
         </w:rPr>
         <w:t xml:space="preserve">  dataset/</w:t>
       </w:r>
       <w:r>
         <w:rPr>
           <w:rFonts w:ascii="宋体" w:hAnsi="宋体" w:eastAsia="宋体"/>
+          <w:color w:val="000000"/>
         </w:rPr>
         <w:br/>
       </w:r>
@@ -1305,12 +1397,14 @@
         <w:rPr>
           <w:rStyle w:val="VerbatimChar"/>
           <w:rFonts w:ascii="宋体" w:hAnsi="宋体" w:eastAsia="宋体"/>
+          <w:color w:val="000000"/>
         </w:rPr>
         <w:t xml:space="preserve">  preprocess/</w:t>
       </w:r>
       <w:r>
         <w:rPr>
           <w:rFonts w:ascii="宋体" w:hAnsi="宋体" w:eastAsia="宋体"/>
+          <w:color w:val="000000"/>
         </w:rPr>
         <w:br/>
       </w:r>
@@ -1318,12 +1412,14 @@
         <w:rPr>
           <w:rStyle w:val="VerbatimChar"/>
           <w:rFonts w:ascii="宋体" w:hAnsi="宋体" w:eastAsia="宋体"/>
+          <w:color w:val="000000"/>
         </w:rPr>
         <w:t xml:space="preserve">  feature/</w:t>
       </w:r>
       <w:r>
         <w:rPr>
           <w:rFonts w:ascii="宋体" w:hAnsi="宋体" w:eastAsia="宋体"/>
+          <w:color w:val="000000"/>
         </w:rPr>
         <w:br/>
       </w:r>
@@ -1331,12 +1427,14 @@
         <w:rPr>
           <w:rStyle w:val="VerbatimChar"/>
           <w:rFonts w:ascii="宋体" w:hAnsi="宋体" w:eastAsia="宋体"/>
+          <w:color w:val="000000"/>
         </w:rPr>
         <w:t xml:space="preserve">  labeling/</w:t>
       </w:r>
       <w:r>
         <w:rPr>
           <w:rFonts w:ascii="宋体" w:hAnsi="宋体" w:eastAsia="宋体"/>
+          <w:color w:val="000000"/>
         </w:rPr>
         <w:br/>
       </w:r>
@@ -1344,12 +1442,14 @@
         <w:rPr>
           <w:rStyle w:val="VerbatimChar"/>
           <w:rFonts w:ascii="宋体" w:hAnsi="宋体" w:eastAsia="宋体"/>
+          <w:color w:val="000000"/>
         </w:rPr>
         <w:t xml:space="preserve">  models/</w:t>
       </w:r>
       <w:r>
         <w:rPr>
           <w:rFonts w:ascii="宋体" w:hAnsi="宋体" w:eastAsia="宋体"/>
+          <w:color w:val="000000"/>
         </w:rPr>
         <w:br/>
       </w:r>
@@ -1357,12 +1457,14 @@
         <w:rPr>
           <w:rStyle w:val="VerbatimChar"/>
           <w:rFonts w:ascii="宋体" w:hAnsi="宋体" w:eastAsia="宋体"/>
+          <w:color w:val="000000"/>
         </w:rPr>
         <w:t xml:space="preserve">  training/</w:t>
       </w:r>
       <w:r>
         <w:rPr>
           <w:rFonts w:ascii="宋体" w:hAnsi="宋体" w:eastAsia="宋体"/>
+          <w:color w:val="000000"/>
         </w:rPr>
         <w:br/>
       </w:r>
@@ -1370,12 +1472,14 @@
         <w:rPr>
           <w:rStyle w:val="VerbatimChar"/>
           <w:rFonts w:ascii="宋体" w:hAnsi="宋体" w:eastAsia="宋体"/>
+          <w:color w:val="000000"/>
         </w:rPr>
         <w:t xml:space="preserve">  prediction/</w:t>
       </w:r>
       <w:r>
         <w:rPr>
           <w:rFonts w:ascii="宋体" w:hAnsi="宋体" w:eastAsia="宋体"/>
+          <w:color w:val="000000"/>
         </w:rPr>
         <w:br/>
       </w:r>
@@ -1383,12 +1487,14 @@
         <w:rPr>
           <w:rStyle w:val="VerbatimChar"/>
           <w:rFonts w:ascii="宋体" w:hAnsi="宋体" w:eastAsia="宋体"/>
+          <w:color w:val="000000"/>
         </w:rPr>
         <w:t xml:space="preserve">  evaluation/</w:t>
       </w:r>
       <w:r>
         <w:rPr>
           <w:rFonts w:ascii="宋体" w:hAnsi="宋体" w:eastAsia="宋体"/>
+          <w:color w:val="000000"/>
         </w:rPr>
         <w:br/>
       </w:r>
@@ -1396,6 +1502,7 @@
         <w:rPr>
           <w:rStyle w:val="VerbatimChar"/>
           <w:rFonts w:ascii="宋体" w:hAnsi="宋体" w:eastAsia="宋体"/>
+          <w:color w:val="000000"/>
         </w:rPr>
         <w:t xml:space="preserve">  visualization/</w:t>
       </w:r>
@@ -1409,12 +1516,14 @@
       <w:r>
         <w:rPr>
           <w:rFonts w:ascii="宋体" w:hAnsi="宋体" w:eastAsia="宋体"/>
+          <w:color w:val="000000"/>
         </w:rPr>
         <w:t xml:space="preserve">测试代码统一放在</w:t>
       </w:r>
       <w:r>
         <w:rPr>
           <w:rFonts w:ascii="宋体" w:hAnsi="宋体" w:eastAsia="宋体"/>
+          <w:color w:val="000000"/>
         </w:rPr>
         <w:t xml:space="preserve"> </w:t>
       </w:r>
@@ -1422,24 +1531,28 @@
         <w:rPr>
           <w:rStyle w:val="VerbatimChar"/>
           <w:rFonts w:ascii="宋体" w:hAnsi="宋体" w:eastAsia="宋体"/>
+          <w:color w:val="000000"/>
         </w:rPr>
         <w:t xml:space="preserve">tests/</w:t>
       </w:r>
       <w:r>
         <w:rPr>
           <w:rFonts w:ascii="宋体" w:hAnsi="宋体" w:eastAsia="宋体"/>
+          <w:color w:val="000000"/>
         </w:rPr>
         <w:t xml:space="preserve"> </w:t>
       </w:r>
       <w:r>
         <w:rPr>
           <w:rFonts w:ascii="宋体" w:hAnsi="宋体" w:eastAsia="宋体"/>
+          <w:color w:val="000000"/>
         </w:rPr>
         <w:t xml:space="preserve">下，课程提交文档放在</w:t>
       </w:r>
       <w:r>
         <w:rPr>
           <w:rFonts w:ascii="宋体" w:hAnsi="宋体" w:eastAsia="宋体"/>
+          <w:color w:val="000000"/>
         </w:rPr>
         <w:t xml:space="preserve"> </w:t>
       </w:r>
@@ -1447,24 +1560,28 @@
         <w:rPr>
           <w:rStyle w:val="VerbatimChar"/>
           <w:rFonts w:ascii="宋体" w:hAnsi="宋体" w:eastAsia="宋体"/>
+          <w:color w:val="000000"/>
         </w:rPr>
         <w:t xml:space="preserve">docx/</w:t>
       </w:r>
       <w:r>
         <w:rPr>
           <w:rFonts w:ascii="宋体" w:hAnsi="宋体" w:eastAsia="宋体"/>
+          <w:color w:val="000000"/>
         </w:rPr>
         <w:t xml:space="preserve"> </w:t>
       </w:r>
       <w:r>
         <w:rPr>
           <w:rFonts w:ascii="宋体" w:hAnsi="宋体" w:eastAsia="宋体"/>
+          <w:color w:val="000000"/>
         </w:rPr>
         <w:t xml:space="preserve">下，其他技术说明放在</w:t>
       </w:r>
       <w:r>
         <w:rPr>
           <w:rFonts w:ascii="宋体" w:hAnsi="宋体" w:eastAsia="宋体"/>
+          <w:color w:val="000000"/>
         </w:rPr>
         <w:t xml:space="preserve"> </w:t>
       </w:r>
@@ -1472,18 +1589,21 @@
         <w:rPr>
           <w:rStyle w:val="VerbatimChar"/>
           <w:rFonts w:ascii="宋体" w:hAnsi="宋体" w:eastAsia="宋体"/>
+          <w:color w:val="000000"/>
         </w:rPr>
         <w:t xml:space="preserve">docs/</w:t>
       </w:r>
       <w:r>
         <w:rPr>
           <w:rFonts w:ascii="宋体" w:hAnsi="宋体" w:eastAsia="宋体"/>
+          <w:color w:val="000000"/>
         </w:rPr>
         <w:t xml:space="preserve"> </w:t>
       </w:r>
       <w:r>
         <w:rPr>
           <w:rFonts w:ascii="宋体" w:hAnsi="宋体" w:eastAsia="宋体"/>
+          <w:color w:val="000000"/>
         </w:rPr>
         <w:t xml:space="preserve">下。</w:t>
       </w:r>
@@ -1497,6 +1617,7 @@
       <w:r>
         <w:rPr>
           <w:rFonts w:ascii="宋体" w:hAnsi="宋体" w:eastAsia="宋体"/>
+          <w:color w:val="000000"/>
         </w:rPr>
         <w:t xml:space="preserve">4. Python 代码风格规范</w:t>
       </w:r>
@@ -1514,6 +1635,7 @@
       <w:r>
         <w:rPr>
           <w:rFonts w:ascii="宋体" w:hAnsi="宋体" w:eastAsia="宋体"/>
+          <w:color w:val="000000"/>
         </w:rPr>
         <w:t xml:space="preserve">遵循 PEP 8。</w:t>
       </w:r>
@@ -1531,6 +1653,7 @@
       <w:r>
         <w:rPr>
           <w:rFonts w:ascii="宋体" w:hAnsi="宋体" w:eastAsia="宋体"/>
+          <w:color w:val="000000"/>
         </w:rPr>
         <w:t xml:space="preserve">明确导入顺序：标准库、第三方库、项目内模块。</w:t>
       </w:r>
@@ -1548,6 +1671,7 @@
       <w:r>
         <w:rPr>
           <w:rFonts w:ascii="宋体" w:hAnsi="宋体" w:eastAsia="宋体"/>
+          <w:color w:val="000000"/>
         </w:rPr>
         <w:t xml:space="preserve">函数应尽量保持单一职责。</w:t>
       </w:r>
@@ -1565,6 +1689,7 @@
       <w:r>
         <w:rPr>
           <w:rFonts w:ascii="宋体" w:hAnsi="宋体" w:eastAsia="宋体"/>
+          <w:color w:val="000000"/>
         </w:rPr>
         <w:t xml:space="preserve">优先使用显式返回值和清晰类型注解。</w:t>
       </w:r>
@@ -1578,6 +1703,7 @@
       <w:r>
         <w:rPr>
           <w:rFonts w:ascii="宋体" w:hAnsi="宋体" w:eastAsia="宋体"/>
+          <w:color w:val="000000"/>
         </w:rPr>
         <w:t xml:space="preserve">示例：</w:t>
       </w:r>
@@ -1590,6 +1716,7 @@
         <w:rPr>
           <w:rStyle w:val="ImportTok"/>
           <w:rFonts w:ascii="宋体" w:hAnsi="宋体" w:eastAsia="宋体"/>
+          <w:color w:val="000000"/>
         </w:rPr>
         <w:t xml:space="preserve">from</w:t>
       </w:r>
@@ -1597,6 +1724,7 @@
         <w:rPr>
           <w:rStyle w:val="NormalTok"/>
           <w:rFonts w:ascii="宋体" w:hAnsi="宋体" w:eastAsia="宋体"/>
+          <w:color w:val="000000"/>
         </w:rPr>
         <w:t xml:space="preserve"> pathlib </w:t>
       </w:r>
@@ -1604,6 +1732,7 @@
         <w:rPr>
           <w:rStyle w:val="ImportTok"/>
           <w:rFonts w:ascii="宋体" w:hAnsi="宋体" w:eastAsia="宋体"/>
+          <w:color w:val="000000"/>
         </w:rPr>
         <w:t xml:space="preserve">import</w:t>
       </w:r>
@@ -1611,18 +1740,21 @@
         <w:rPr>
           <w:rStyle w:val="NormalTok"/>
           <w:rFonts w:ascii="宋体" w:hAnsi="宋体" w:eastAsia="宋体"/>
+          <w:color w:val="000000"/>
         </w:rPr>
         <w:t xml:space="preserve"> Path</w:t>
       </w:r>
       <w:r>
         <w:rPr>
           <w:rFonts w:ascii="宋体" w:hAnsi="宋体" w:eastAsia="宋体"/>
-        </w:rPr>
-        <w:br/>
-      </w:r>
-      <w:r>
-        <w:rPr>
-          <w:rFonts w:ascii="宋体" w:hAnsi="宋体" w:eastAsia="宋体"/>
+          <w:color w:val="000000"/>
+        </w:rPr>
+        <w:br/>
+      </w:r>
+      <w:r>
+        <w:rPr>
+          <w:rFonts w:ascii="宋体" w:hAnsi="宋体" w:eastAsia="宋体"/>
+          <w:color w:val="000000"/>
         </w:rPr>
         <w:br/>
       </w:r>
@@ -1630,6 +1762,7 @@
         <w:rPr>
           <w:rStyle w:val="ImportTok"/>
           <w:rFonts w:ascii="宋体" w:hAnsi="宋体" w:eastAsia="宋体"/>
+          <w:color w:val="000000"/>
         </w:rPr>
         <w:t xml:space="preserve">import</w:t>
       </w:r>
@@ -1637,6 +1770,7 @@
         <w:rPr>
           <w:rStyle w:val="NormalTok"/>
           <w:rFonts w:ascii="宋体" w:hAnsi="宋体" w:eastAsia="宋体"/>
+          <w:color w:val="000000"/>
         </w:rPr>
         <w:t xml:space="preserve"> pandas </w:t>
       </w:r>
@@ -1644,6 +1778,7 @@
         <w:rPr>
           <w:rStyle w:val="ImportTok"/>
           <w:rFonts w:ascii="宋体" w:hAnsi="宋体" w:eastAsia="宋体"/>
+          <w:color w:val="000000"/>
         </w:rPr>
         <w:t xml:space="preserve">as</w:t>
       </w:r>
@@ -1651,18 +1786,21 @@
         <w:rPr>
           <w:rStyle w:val="NormalTok"/>
           <w:rFonts w:ascii="宋体" w:hAnsi="宋体" w:eastAsia="宋体"/>
+          <w:color w:val="000000"/>
         </w:rPr>
         <w:t xml:space="preserve"> pd</w:t>
       </w:r>
       <w:r>
         <w:rPr>
           <w:rFonts w:ascii="宋体" w:hAnsi="宋体" w:eastAsia="宋体"/>
-        </w:rPr>
-        <w:br/>
-      </w:r>
-      <w:r>
-        <w:rPr>
-          <w:rFonts w:ascii="宋体" w:hAnsi="宋体" w:eastAsia="宋体"/>
+          <w:color w:val="000000"/>
+        </w:rPr>
+        <w:br/>
+      </w:r>
+      <w:r>
+        <w:rPr>
+          <w:rFonts w:ascii="宋体" w:hAnsi="宋体" w:eastAsia="宋体"/>
+          <w:color w:val="000000"/>
         </w:rPr>
         <w:br/>
       </w:r>
@@ -1670,6 +1808,7 @@
         <w:rPr>
           <w:rStyle w:val="ImportTok"/>
           <w:rFonts w:ascii="宋体" w:hAnsi="宋体" w:eastAsia="宋体"/>
+          <w:color w:val="000000"/>
         </w:rPr>
         <w:t xml:space="preserve">from</w:t>
       </w:r>
@@ -1677,6 +1816,7 @@
         <w:rPr>
           <w:rStyle w:val="NormalTok"/>
           <w:rFonts w:ascii="宋体" w:hAnsi="宋体" w:eastAsia="宋体"/>
+          <w:color w:val="000000"/>
         </w:rPr>
         <w:t xml:space="preserve"> USTC.SSE.BearingPrediction.data.entities </w:t>
       </w:r>
@@ -1684,6 +1824,7 @@
         <w:rPr>
           <w:rStyle w:val="ImportTok"/>
           <w:rFonts w:ascii="宋体" w:hAnsi="宋体" w:eastAsia="宋体"/>
+          <w:color w:val="000000"/>
         </w:rPr>
         <w:t xml:space="preserve">import</w:t>
       </w:r>
@@ -1691,24 +1832,28 @@
         <w:rPr>
           <w:rStyle w:val="NormalTok"/>
           <w:rFonts w:ascii="宋体" w:hAnsi="宋体" w:eastAsia="宋体"/>
+          <w:color w:val="000000"/>
         </w:rPr>
         <w:t xml:space="preserve"> BearingEntity</w:t>
       </w:r>
       <w:r>
         <w:rPr>
           <w:rFonts w:ascii="宋体" w:hAnsi="宋体" w:eastAsia="宋体"/>
-        </w:rPr>
-        <w:br/>
-      </w:r>
-      <w:r>
-        <w:rPr>
-          <w:rFonts w:ascii="宋体" w:hAnsi="宋体" w:eastAsia="宋体"/>
-        </w:rPr>
-        <w:br/>
-      </w:r>
-      <w:r>
-        <w:rPr>
-          <w:rFonts w:ascii="宋体" w:hAnsi="宋体" w:eastAsia="宋体"/>
+          <w:color w:val="000000"/>
+        </w:rPr>
+        <w:br/>
+      </w:r>
+      <w:r>
+        <w:rPr>
+          <w:rFonts w:ascii="宋体" w:hAnsi="宋体" w:eastAsia="宋体"/>
+          <w:color w:val="000000"/>
+        </w:rPr>
+        <w:br/>
+      </w:r>
+      <w:r>
+        <w:rPr>
+          <w:rFonts w:ascii="宋体" w:hAnsi="宋体" w:eastAsia="宋体"/>
+          <w:color w:val="000000"/>
         </w:rPr>
         <w:br/>
       </w:r>
@@ -1716,6 +1861,7 @@
         <w:rPr>
           <w:rStyle w:val="KeywordTok"/>
           <w:rFonts w:ascii="宋体" w:hAnsi="宋体" w:eastAsia="宋体"/>
+          <w:color w:val="000000"/>
         </w:rPr>
         <w:t xml:space="preserve">def</w:t>
       </w:r>
@@ -1723,6 +1869,7 @@
         <w:rPr>
           <w:rStyle w:val="NormalTok"/>
           <w:rFonts w:ascii="宋体" w:hAnsi="宋体" w:eastAsia="宋体"/>
+          <w:color w:val="000000"/>
         </w:rPr>
         <w:t xml:space="preserve"> load_metadata(metadata_path: Path) </w:t>
       </w:r>
@@ -1730,6 +1877,7 @@
         <w:rPr>
           <w:rStyle w:val="OperatorTok"/>
           <w:rFonts w:ascii="宋体" w:hAnsi="宋体" w:eastAsia="宋体"/>
+          <w:color w:val="000000"/>
         </w:rPr>
         <w:t xml:space="preserve">-&gt;</w:t>
       </w:r>
@@ -1737,12 +1885,14 @@
         <w:rPr>
           <w:rStyle w:val="NormalTok"/>
           <w:rFonts w:ascii="宋体" w:hAnsi="宋体" w:eastAsia="宋体"/>
+          <w:color w:val="000000"/>
         </w:rPr>
         <w:t xml:space="preserve"> pd.DataFrame:</w:t>
       </w:r>
       <w:r>
         <w:rPr>
           <w:rFonts w:ascii="宋体" w:hAnsi="宋体" w:eastAsia="宋体"/>
+          <w:color w:val="000000"/>
         </w:rPr>
         <w:br/>
       </w:r>
@@ -1750,6 +1900,7 @@
         <w:rPr>
           <w:rStyle w:val="NormalTok"/>
           <w:rFonts w:ascii="宋体" w:hAnsi="宋体" w:eastAsia="宋体"/>
+          <w:color w:val="000000"/>
         </w:rPr>
         <w:t xml:space="preserve">    </w:t>
       </w:r>
@@ -1757,12 +1908,14 @@
         <w:rPr>
           <w:rStyle w:val="CommentTok"/>
           <w:rFonts w:ascii="宋体" w:hAnsi="宋体" w:eastAsia="宋体"/>
+          <w:color w:val="000000"/>
         </w:rPr>
         <w:t xml:space="preserve">"""</w:t>
       </w:r>
       <w:r>
         <w:rPr>
           <w:rFonts w:ascii="宋体" w:hAnsi="宋体" w:eastAsia="宋体"/>
+          <w:color w:val="000000"/>
         </w:rPr>
         <w:br/>
       </w:r>
@@ -1770,18 +1923,21 @@
         <w:rPr>
           <w:rStyle w:val="CommentTok"/>
           <w:rFonts w:ascii="宋体" w:hAnsi="宋体" w:eastAsia="宋体"/>
+          <w:color w:val="000000"/>
         </w:rPr>
         <w:t xml:space="preserve">    Load metadata from a csv file.</w:t>
       </w:r>
       <w:r>
         <w:rPr>
           <w:rFonts w:ascii="宋体" w:hAnsi="宋体" w:eastAsia="宋体"/>
-        </w:rPr>
-        <w:br/>
-      </w:r>
-      <w:r>
-        <w:rPr>
-          <w:rFonts w:ascii="宋体" w:hAnsi="宋体" w:eastAsia="宋体"/>
+          <w:color w:val="000000"/>
+        </w:rPr>
+        <w:br/>
+      </w:r>
+      <w:r>
+        <w:rPr>
+          <w:rFonts w:ascii="宋体" w:hAnsi="宋体" w:eastAsia="宋体"/>
+          <w:color w:val="000000"/>
         </w:rPr>
         <w:br/>
       </w:r>
@@ -1789,12 +1945,14 @@
         <w:rPr>
           <w:rStyle w:val="CommentTok"/>
           <w:rFonts w:ascii="宋体" w:hAnsi="宋体" w:eastAsia="宋体"/>
+          <w:color w:val="000000"/>
         </w:rPr>
         <w:t xml:space="preserve">    Parameters</w:t>
       </w:r>
       <w:r>
         <w:rPr>
           <w:rFonts w:ascii="宋体" w:hAnsi="宋体" w:eastAsia="宋体"/>
+          <w:color w:val="000000"/>
         </w:rPr>
         <w:br/>
       </w:r>
@@ -1802,12 +1960,14 @@
         <w:rPr>
           <w:rStyle w:val="CommentTok"/>
           <w:rFonts w:ascii="宋体" w:hAnsi="宋体" w:eastAsia="宋体"/>
+          <w:color w:val="000000"/>
         </w:rPr>
         <w:t xml:space="preserve">    ----------</w:t>
       </w:r>
       <w:r>
         <w:rPr>
           <w:rFonts w:ascii="宋体" w:hAnsi="宋体" w:eastAsia="宋体"/>
+          <w:color w:val="000000"/>
         </w:rPr>
         <w:br/>
       </w:r>
@@ -1815,12 +1975,14 @@
         <w:rPr>
           <w:rStyle w:val="CommentTok"/>
           <w:rFonts w:ascii="宋体" w:hAnsi="宋体" w:eastAsia="宋体"/>
+          <w:color w:val="000000"/>
         </w:rPr>
         <w:t xml:space="preserve">    metadata_path : Path</w:t>
       </w:r>
       <w:r>
         <w:rPr>
           <w:rFonts w:ascii="宋体" w:hAnsi="宋体" w:eastAsia="宋体"/>
+          <w:color w:val="000000"/>
         </w:rPr>
         <w:br/>
       </w:r>
@@ -1828,18 +1990,21 @@
         <w:rPr>
           <w:rStyle w:val="CommentTok"/>
           <w:rFonts w:ascii="宋体" w:hAnsi="宋体" w:eastAsia="宋体"/>
+          <w:color w:val="000000"/>
         </w:rPr>
         <w:t xml:space="preserve">        metadata file path</w:t>
       </w:r>
       <w:r>
         <w:rPr>
           <w:rFonts w:ascii="宋体" w:hAnsi="宋体" w:eastAsia="宋体"/>
-        </w:rPr>
-        <w:br/>
-      </w:r>
-      <w:r>
-        <w:rPr>
-          <w:rFonts w:ascii="宋体" w:hAnsi="宋体" w:eastAsia="宋体"/>
+          <w:color w:val="000000"/>
+        </w:rPr>
+        <w:br/>
+      </w:r>
+      <w:r>
+        <w:rPr>
+          <w:rFonts w:ascii="宋体" w:hAnsi="宋体" w:eastAsia="宋体"/>
+          <w:color w:val="000000"/>
         </w:rPr>
         <w:br/>
       </w:r>
@@ -1847,12 +2012,14 @@
         <w:rPr>
           <w:rStyle w:val="CommentTok"/>
           <w:rFonts w:ascii="宋体" w:hAnsi="宋体" w:eastAsia="宋体"/>
+          <w:color w:val="000000"/>
         </w:rPr>
         <w:t xml:space="preserve">    Returns</w:t>
       </w:r>
       <w:r>
         <w:rPr>
           <w:rFonts w:ascii="宋体" w:hAnsi="宋体" w:eastAsia="宋体"/>
+          <w:color w:val="000000"/>
         </w:rPr>
         <w:br/>
       </w:r>
@@ -1860,12 +2027,14 @@
         <w:rPr>
           <w:rStyle w:val="CommentTok"/>
           <w:rFonts w:ascii="宋体" w:hAnsi="宋体" w:eastAsia="宋体"/>
+          <w:color w:val="000000"/>
         </w:rPr>
         <w:t xml:space="preserve">    -------</w:t>
       </w:r>
       <w:r>
         <w:rPr>
           <w:rFonts w:ascii="宋体" w:hAnsi="宋体" w:eastAsia="宋体"/>
+          <w:color w:val="000000"/>
         </w:rPr>
         <w:br/>
       </w:r>
@@ -1873,12 +2042,14 @@
         <w:rPr>
           <w:rStyle w:val="CommentTok"/>
           <w:rFonts w:ascii="宋体" w:hAnsi="宋体" w:eastAsia="宋体"/>
+          <w:color w:val="000000"/>
         </w:rPr>
         <w:t xml:space="preserve">    pd.DataFrame</w:t>
       </w:r>
       <w:r>
         <w:rPr>
           <w:rFonts w:ascii="宋体" w:hAnsi="宋体" w:eastAsia="宋体"/>
+          <w:color w:val="000000"/>
         </w:rPr>
         <w:br/>
       </w:r>
@@ -1886,12 +2057,14 @@
         <w:rPr>
           <w:rStyle w:val="CommentTok"/>
           <w:rFonts w:ascii="宋体" w:hAnsi="宋体" w:eastAsia="宋体"/>
+          <w:color w:val="000000"/>
         </w:rPr>
         <w:t xml:space="preserve">        parsed metadata</w:t>
       </w:r>
       <w:r>
         <w:rPr>
           <w:rFonts w:ascii="宋体" w:hAnsi="宋体" w:eastAsia="宋体"/>
+          <w:color w:val="000000"/>
         </w:rPr>
         <w:br/>
       </w:r>
@@ -1899,18 +2072,21 @@
         <w:rPr>
           <w:rStyle w:val="CommentTok"/>
           <w:rFonts w:ascii="宋体" w:hAnsi="宋体" w:eastAsia="宋体"/>
+          <w:color w:val="000000"/>
         </w:rPr>
         <w:t xml:space="preserve">    """</w:t>
       </w:r>
       <w:r>
         <w:rPr>
           <w:rFonts w:ascii="宋体" w:hAnsi="宋体" w:eastAsia="宋体"/>
-        </w:rPr>
-        <w:br/>
-      </w:r>
-      <w:r>
-        <w:rPr>
-          <w:rFonts w:ascii="宋体" w:hAnsi="宋体" w:eastAsia="宋体"/>
+          <w:color w:val="000000"/>
+        </w:rPr>
+        <w:br/>
+      </w:r>
+      <w:r>
+        <w:rPr>
+          <w:rFonts w:ascii="宋体" w:hAnsi="宋体" w:eastAsia="宋体"/>
+          <w:color w:val="000000"/>
         </w:rPr>
         <w:br/>
       </w:r>
@@ -1918,6 +2094,7 @@
         <w:rPr>
           <w:rStyle w:val="NormalTok"/>
           <w:rFonts w:ascii="宋体" w:hAnsi="宋体" w:eastAsia="宋体"/>
+          <w:color w:val="000000"/>
         </w:rPr>
         <w:t xml:space="preserve">    </w:t>
       </w:r>
@@ -1925,6 +2102,7 @@
         <w:rPr>
           <w:rStyle w:val="ControlFlowTok"/>
           <w:rFonts w:ascii="宋体" w:hAnsi="宋体" w:eastAsia="宋体"/>
+          <w:color w:val="000000"/>
         </w:rPr>
         <w:t xml:space="preserve">return</w:t>
       </w:r>
@@ -1932,6 +2110,7 @@
         <w:rPr>
           <w:rStyle w:val="NormalTok"/>
           <w:rFonts w:ascii="宋体" w:hAnsi="宋体" w:eastAsia="宋体"/>
+          <w:color w:val="000000"/>
         </w:rPr>
         <w:t xml:space="preserve"> pd.read_csv(metadata_path)</w:t>
       </w:r>
@@ -1945,6 +2124,7 @@
       <w:r>
         <w:rPr>
           <w:rFonts w:ascii="宋体" w:hAnsi="宋体" w:eastAsia="宋体"/>
+          <w:color w:val="000000"/>
         </w:rPr>
         <w:t xml:space="preserve">5. 注释规范</w:t>
       </w:r>
@@ -1957,6 +2137,7 @@
       <w:r>
         <w:rPr>
           <w:rFonts w:ascii="宋体" w:hAnsi="宋体" w:eastAsia="宋体"/>
+          <w:color w:val="000000"/>
         </w:rPr>
         <w:t xml:space="preserve">5.1 文件头注释规范</w:t>
       </w:r>
@@ -1970,6 +2151,7 @@
       <w:r>
         <w:rPr>
           <w:rFonts w:ascii="宋体" w:hAnsi="宋体" w:eastAsia="宋体"/>
+          <w:color w:val="000000"/>
         </w:rPr>
         <w:t xml:space="preserve">每个独立程序开头必须包含作者姓名、编程日期、程序主要功能和 USTC 版权说明。</w:t>
       </w:r>
@@ -1983,6 +2165,7 @@
       <w:r>
         <w:rPr>
           <w:rFonts w:ascii="宋体" w:hAnsi="宋体" w:eastAsia="宋体"/>
+          <w:color w:val="000000"/>
         </w:rPr>
         <w:t xml:space="preserve">示例：</w:t>
       </w:r>
@@ -1995,12 +2178,14 @@
         <w:rPr>
           <w:rStyle w:val="CommentTok"/>
           <w:rFonts w:ascii="宋体" w:hAnsi="宋体" w:eastAsia="宋体"/>
+          <w:color w:val="000000"/>
         </w:rPr>
         <w:t xml:space="preserve">"""</w:t>
       </w:r>
       <w:r>
         <w:rPr>
           <w:rFonts w:ascii="宋体" w:hAnsi="宋体" w:eastAsia="宋体"/>
+          <w:color w:val="000000"/>
         </w:rPr>
         <w:br/>
       </w:r>
@@ -2008,18 +2193,21 @@
         <w:rPr>
           <w:rStyle w:val="CommentTok"/>
           <w:rFonts w:ascii="宋体" w:hAnsi="宋体" w:eastAsia="宋体"/>
+          <w:color w:val="000000"/>
         </w:rPr>
         <w:t xml:space="preserve">Trainer module</w:t>
       </w:r>
       <w:r>
         <w:rPr>
           <w:rFonts w:ascii="宋体" w:hAnsi="宋体" w:eastAsia="宋体"/>
-        </w:rPr>
-        <w:br/>
-      </w:r>
-      <w:r>
-        <w:rPr>
-          <w:rFonts w:ascii="宋体" w:hAnsi="宋体" w:eastAsia="宋体"/>
+          <w:color w:val="000000"/>
+        </w:rPr>
+        <w:br/>
+      </w:r>
+      <w:r>
+        <w:rPr>
+          <w:rFonts w:ascii="宋体" w:hAnsi="宋体" w:eastAsia="宋体"/>
+          <w:color w:val="000000"/>
         </w:rPr>
         <w:br/>
       </w:r>
@@ -2027,18 +2215,21 @@
         <w:rPr>
           <w:rStyle w:val="CommentTok"/>
           <w:rFonts w:ascii="宋体" w:hAnsi="宋体" w:eastAsia="宋体"/>
+          <w:color w:val="000000"/>
         </w:rPr>
         <w:t xml:space="preserve">this file is for model training with callbacks and experiment recording</w:t>
       </w:r>
       <w:r>
         <w:rPr>
           <w:rFonts w:ascii="宋体" w:hAnsi="宋体" w:eastAsia="宋体"/>
-        </w:rPr>
-        <w:br/>
-      </w:r>
-      <w:r>
-        <w:rPr>
-          <w:rFonts w:ascii="宋体" w:hAnsi="宋体" w:eastAsia="宋体"/>
+          <w:color w:val="000000"/>
+        </w:rPr>
+        <w:br/>
+      </w:r>
+      <w:r>
+        <w:rPr>
+          <w:rFonts w:ascii="宋体" w:hAnsi="宋体" w:eastAsia="宋体"/>
+          <w:color w:val="000000"/>
         </w:rPr>
         <w:br/>
       </w:r>
@@ -2046,18 +2237,21 @@
         <w:rPr>
           <w:rStyle w:val="CommentTok"/>
           <w:rFonts w:ascii="宋体" w:hAnsi="宋体" w:eastAsia="宋体"/>
+          <w:color w:val="000000"/>
         </w:rPr>
         <w:t xml:space="preserve">created by zyj</w:t>
       </w:r>
       <w:r>
         <w:rPr>
           <w:rFonts w:ascii="宋体" w:hAnsi="宋体" w:eastAsia="宋体"/>
-        </w:rPr>
-        <w:br/>
-      </w:r>
-      <w:r>
-        <w:rPr>
-          <w:rFonts w:ascii="宋体" w:hAnsi="宋体" w:eastAsia="宋体"/>
+          <w:color w:val="000000"/>
+        </w:rPr>
+        <w:br/>
+      </w:r>
+      <w:r>
+        <w:rPr>
+          <w:rFonts w:ascii="宋体" w:hAnsi="宋体" w:eastAsia="宋体"/>
+          <w:color w:val="000000"/>
         </w:rPr>
         <w:br/>
       </w:r>
@@ -2065,18 +2259,21 @@
         <w:rPr>
           <w:rStyle w:val="CommentTok"/>
           <w:rFonts w:ascii="宋体" w:hAnsi="宋体" w:eastAsia="宋体"/>
+          <w:color w:val="000000"/>
         </w:rPr>
         <w:t xml:space="preserve">copyright USTC</w:t>
       </w:r>
       <w:r>
         <w:rPr>
           <w:rFonts w:ascii="宋体" w:hAnsi="宋体" w:eastAsia="宋体"/>
-        </w:rPr>
-        <w:br/>
-      </w:r>
-      <w:r>
-        <w:rPr>
-          <w:rFonts w:ascii="宋体" w:hAnsi="宋体" w:eastAsia="宋体"/>
+          <w:color w:val="000000"/>
+        </w:rPr>
+        <w:br/>
+      </w:r>
+      <w:r>
+        <w:rPr>
+          <w:rFonts w:ascii="宋体" w:hAnsi="宋体" w:eastAsia="宋体"/>
+          <w:color w:val="000000"/>
         </w:rPr>
         <w:br/>
       </w:r>
@@ -2084,12 +2281,14 @@
         <w:rPr>
           <w:rStyle w:val="CommentTok"/>
           <w:rFonts w:ascii="宋体" w:hAnsi="宋体" w:eastAsia="宋体"/>
+          <w:color w:val="000000"/>
         </w:rPr>
         <w:t xml:space="preserve">2026</w:t>
       </w:r>
       <w:r>
         <w:rPr>
           <w:rFonts w:ascii="宋体" w:hAnsi="宋体" w:eastAsia="宋体"/>
+          <w:color w:val="000000"/>
         </w:rPr>
         <w:br/>
       </w:r>
@@ -2097,6 +2296,7 @@
         <w:rPr>
           <w:rStyle w:val="CommentTok"/>
           <w:rFonts w:ascii="宋体" w:hAnsi="宋体" w:eastAsia="宋体"/>
+          <w:color w:val="000000"/>
         </w:rPr>
         <w:t xml:space="preserve">"""</w:t>
       </w:r>
@@ -2110,6 +2310,7 @@
       <w:r>
         <w:rPr>
           <w:rFonts w:ascii="宋体" w:hAnsi="宋体" w:eastAsia="宋体"/>
+          <w:color w:val="000000"/>
         </w:rPr>
         <w:t xml:space="preserve">5.2 函数注释规范</w:t>
       </w:r>
@@ -2123,6 +2324,7 @@
       <w:r>
         <w:rPr>
           <w:rFonts w:ascii="宋体" w:hAnsi="宋体" w:eastAsia="宋体"/>
+          <w:color w:val="000000"/>
         </w:rPr>
         <w:t xml:space="preserve">主要函数或方法前必须写明功能、输入参数和输出参数。</w:t>
       </w:r>
@@ -2136,6 +2338,7 @@
       <w:r>
         <w:rPr>
           <w:rFonts w:ascii="宋体" w:hAnsi="宋体" w:eastAsia="宋体"/>
+          <w:color w:val="000000"/>
         </w:rPr>
         <w:t xml:space="preserve">示例：</w:t>
       </w:r>
@@ -2148,6 +2351,7 @@
         <w:rPr>
           <w:rStyle w:val="KeywordTok"/>
           <w:rFonts w:ascii="宋体" w:hAnsi="宋体" w:eastAsia="宋体"/>
+          <w:color w:val="000000"/>
         </w:rPr>
         <w:t xml:space="preserve">def</w:t>
       </w:r>
@@ -2155,6 +2359,7 @@
         <w:rPr>
           <w:rStyle w:val="NormalTok"/>
           <w:rFonts w:ascii="宋体" w:hAnsi="宋体" w:eastAsia="宋体"/>
+          <w:color w:val="000000"/>
         </w:rPr>
         <w:t xml:space="preserve"> extract_time_features(signal: np.ndarray) </w:t>
       </w:r>
@@ -2162,6 +2367,7 @@
         <w:rPr>
           <w:rStyle w:val="OperatorTok"/>
           <w:rFonts w:ascii="宋体" w:hAnsi="宋体" w:eastAsia="宋体"/>
+          <w:color w:val="000000"/>
         </w:rPr>
         <w:t xml:space="preserve">-&gt;</w:t>
       </w:r>
@@ -2169,6 +2375,7 @@
         <w:rPr>
           <w:rStyle w:val="NormalTok"/>
           <w:rFonts w:ascii="宋体" w:hAnsi="宋体" w:eastAsia="宋体"/>
+          <w:color w:val="000000"/>
         </w:rPr>
         <w:t xml:space="preserve"> </w:t>
       </w:r>
@@ -2176,6 +2383,7 @@
         <w:rPr>
           <w:rStyle w:val="BuiltInTok"/>
           <w:rFonts w:ascii="宋体" w:hAnsi="宋体" w:eastAsia="宋体"/>
+          <w:color w:val="000000"/>
         </w:rPr>
         <w:t xml:space="preserve">dict</w:t>
       </w:r>
@@ -2183,6 +2391,7 @@
         <w:rPr>
           <w:rStyle w:val="NormalTok"/>
           <w:rFonts w:ascii="宋体" w:hAnsi="宋体" w:eastAsia="宋体"/>
+          <w:color w:val="000000"/>
         </w:rPr>
         <w:t xml:space="preserve">[</w:t>
       </w:r>
@@ -2190,6 +2399,7 @@
         <w:rPr>
           <w:rStyle w:val="BuiltInTok"/>
           <w:rFonts w:ascii="宋体" w:hAnsi="宋体" w:eastAsia="宋体"/>
+          <w:color w:val="000000"/>
         </w:rPr>
         <w:t xml:space="preserve">str</w:t>
       </w:r>
@@ -2197,6 +2407,7 @@
         <w:rPr>
           <w:rStyle w:val="NormalTok"/>
           <w:rFonts w:ascii="宋体" w:hAnsi="宋体" w:eastAsia="宋体"/>
+          <w:color w:val="000000"/>
         </w:rPr>
         <w:t xml:space="preserve">, </w:t>
       </w:r>
@@ -2204,6 +2415,7 @@
         <w:rPr>
           <w:rStyle w:val="BuiltInTok"/>
           <w:rFonts w:ascii="宋体" w:hAnsi="宋体" w:eastAsia="宋体"/>
+          <w:color w:val="000000"/>
         </w:rPr>
         <w:t xml:space="preserve">float</w:t>
       </w:r>
@@ -2211,12 +2423,14 @@
         <w:rPr>
           <w:rStyle w:val="NormalTok"/>
           <w:rFonts w:ascii="宋体" w:hAnsi="宋体" w:eastAsia="宋体"/>
+          <w:color w:val="000000"/>
         </w:rPr>
         <w:t xml:space="preserve">]:</w:t>
       </w:r>
       <w:r>
         <w:rPr>
           <w:rFonts w:ascii="宋体" w:hAnsi="宋体" w:eastAsia="宋体"/>
+          <w:color w:val="000000"/>
         </w:rPr>
         <w:br/>
       </w:r>
@@ -2224,6 +2438,7 @@
         <w:rPr>
           <w:rStyle w:val="NormalTok"/>
           <w:rFonts w:ascii="宋体" w:hAnsi="宋体" w:eastAsia="宋体"/>
+          <w:color w:val="000000"/>
         </w:rPr>
         <w:t xml:space="preserve">    </w:t>
       </w:r>
@@ -2231,12 +2446,14 @@
         <w:rPr>
           <w:rStyle w:val="CommentTok"/>
           <w:rFonts w:ascii="宋体" w:hAnsi="宋体" w:eastAsia="宋体"/>
+          <w:color w:val="000000"/>
         </w:rPr>
         <w:t xml:space="preserve">"""</w:t>
       </w:r>
       <w:r>
         <w:rPr>
           <w:rFonts w:ascii="宋体" w:hAnsi="宋体" w:eastAsia="宋体"/>
+          <w:color w:val="000000"/>
         </w:rPr>
         <w:br/>
       </w:r>
@@ -2244,18 +2461,21 @@
         <w:rPr>
           <w:rStyle w:val="CommentTok"/>
           <w:rFonts w:ascii="宋体" w:hAnsi="宋体" w:eastAsia="宋体"/>
+          <w:color w:val="000000"/>
         </w:rPr>
         <w:t xml:space="preserve">    Extract time domain features from a signal window.</w:t>
       </w:r>
       <w:r>
         <w:rPr>
           <w:rFonts w:ascii="宋体" w:hAnsi="宋体" w:eastAsia="宋体"/>
-        </w:rPr>
-        <w:br/>
-      </w:r>
-      <w:r>
-        <w:rPr>
-          <w:rFonts w:ascii="宋体" w:hAnsi="宋体" w:eastAsia="宋体"/>
+          <w:color w:val="000000"/>
+        </w:rPr>
+        <w:br/>
+      </w:r>
+      <w:r>
+        <w:rPr>
+          <w:rFonts w:ascii="宋体" w:hAnsi="宋体" w:eastAsia="宋体"/>
+          <w:color w:val="000000"/>
         </w:rPr>
         <w:br/>
       </w:r>
@@ -2263,12 +2483,14 @@
         <w:rPr>
           <w:rStyle w:val="CommentTok"/>
           <w:rFonts w:ascii="宋体" w:hAnsi="宋体" w:eastAsia="宋体"/>
+          <w:color w:val="000000"/>
         </w:rPr>
         <w:t xml:space="preserve">    Parameters</w:t>
       </w:r>
       <w:r>
         <w:rPr>
           <w:rFonts w:ascii="宋体" w:hAnsi="宋体" w:eastAsia="宋体"/>
+          <w:color w:val="000000"/>
         </w:rPr>
         <w:br/>
       </w:r>
@@ -2276,12 +2498,14 @@
         <w:rPr>
           <w:rStyle w:val="CommentTok"/>
           <w:rFonts w:ascii="宋体" w:hAnsi="宋体" w:eastAsia="宋体"/>
+          <w:color w:val="000000"/>
         </w:rPr>
         <w:t xml:space="preserve">    ----------</w:t>
       </w:r>
       <w:r>
         <w:rPr>
           <w:rFonts w:ascii="宋体" w:hAnsi="宋体" w:eastAsia="宋体"/>
+          <w:color w:val="000000"/>
         </w:rPr>
         <w:br/>
       </w:r>
@@ -2289,12 +2513,14 @@
         <w:rPr>
           <w:rStyle w:val="CommentTok"/>
           <w:rFonts w:ascii="宋体" w:hAnsi="宋体" w:eastAsia="宋体"/>
+          <w:color w:val="000000"/>
         </w:rPr>
         <w:t xml:space="preserve">    signal : np.ndarray</w:t>
       </w:r>
       <w:r>
         <w:rPr>
           <w:rFonts w:ascii="宋体" w:hAnsi="宋体" w:eastAsia="宋体"/>
+          <w:color w:val="000000"/>
         </w:rPr>
         <w:br/>
       </w:r>
@@ -2302,18 +2528,21 @@
         <w:rPr>
           <w:rStyle w:val="CommentTok"/>
           <w:rFonts w:ascii="宋体" w:hAnsi="宋体" w:eastAsia="宋体"/>
+          <w:color w:val="000000"/>
         </w:rPr>
         <w:t xml:space="preserve">        input vibration signal</w:t>
       </w:r>
       <w:r>
         <w:rPr>
           <w:rFonts w:ascii="宋体" w:hAnsi="宋体" w:eastAsia="宋体"/>
-        </w:rPr>
-        <w:br/>
-      </w:r>
-      <w:r>
-        <w:rPr>
-          <w:rFonts w:ascii="宋体" w:hAnsi="宋体" w:eastAsia="宋体"/>
+          <w:color w:val="000000"/>
+        </w:rPr>
+        <w:br/>
+      </w:r>
+      <w:r>
+        <w:rPr>
+          <w:rFonts w:ascii="宋体" w:hAnsi="宋体" w:eastAsia="宋体"/>
+          <w:color w:val="000000"/>
         </w:rPr>
         <w:br/>
       </w:r>
@@ -2321,12 +2550,14 @@
         <w:rPr>
           <w:rStyle w:val="CommentTok"/>
           <w:rFonts w:ascii="宋体" w:hAnsi="宋体" w:eastAsia="宋体"/>
+          <w:color w:val="000000"/>
         </w:rPr>
         <w:t xml:space="preserve">    Returns</w:t>
       </w:r>
       <w:r>
         <w:rPr>
           <w:rFonts w:ascii="宋体" w:hAnsi="宋体" w:eastAsia="宋体"/>
+          <w:color w:val="000000"/>
         </w:rPr>
         <w:br/>
       </w:r>
@@ -2334,12 +2565,14 @@
         <w:rPr>
           <w:rStyle w:val="CommentTok"/>
           <w:rFonts w:ascii="宋体" w:hAnsi="宋体" w:eastAsia="宋体"/>
+          <w:color w:val="000000"/>
         </w:rPr>
         <w:t xml:space="preserve">    -------</w:t>
       </w:r>
       <w:r>
         <w:rPr>
           <w:rFonts w:ascii="宋体" w:hAnsi="宋体" w:eastAsia="宋体"/>
+          <w:color w:val="000000"/>
         </w:rPr>
         <w:br/>
       </w:r>
@@ -2347,12 +2580,14 @@
         <w:rPr>
           <w:rStyle w:val="CommentTok"/>
           <w:rFonts w:ascii="宋体" w:hAnsi="宋体" w:eastAsia="宋体"/>
+          <w:color w:val="000000"/>
         </w:rPr>
         <w:t xml:space="preserve">    dict[str, float]</w:t>
       </w:r>
       <w:r>
         <w:rPr>
           <w:rFonts w:ascii="宋体" w:hAnsi="宋体" w:eastAsia="宋体"/>
+          <w:color w:val="000000"/>
         </w:rPr>
         <w:br/>
       </w:r>
@@ -2360,12 +2595,14 @@
         <w:rPr>
           <w:rStyle w:val="CommentTok"/>
           <w:rFonts w:ascii="宋体" w:hAnsi="宋体" w:eastAsia="宋体"/>
+          <w:color w:val="000000"/>
         </w:rPr>
         <w:t xml:space="preserve">        extracted feature dictionary</w:t>
       </w:r>
       <w:r>
         <w:rPr>
           <w:rFonts w:ascii="宋体" w:hAnsi="宋体" w:eastAsia="宋体"/>
+          <w:color w:val="000000"/>
         </w:rPr>
         <w:br/>
       </w:r>
@@ -2373,6 +2610,7 @@
         <w:rPr>
           <w:rStyle w:val="CommentTok"/>
           <w:rFonts w:ascii="宋体" w:hAnsi="宋体" w:eastAsia="宋体"/>
+          <w:color w:val="000000"/>
         </w:rPr>
         <w:t xml:space="preserve">    """</w:t>
       </w:r>
@@ -2387,6 +2625,7 @@
       <w:r>
         <w:rPr>
           <w:rFonts w:ascii="宋体" w:hAnsi="宋体" w:eastAsia="宋体"/>
+          <w:color w:val="000000"/>
         </w:rPr>
         <w:t xml:space="preserve">6. 异常处理规范</w:t>
       </w:r>
@@ -2404,6 +2643,7 @@
       <w:r>
         <w:rPr>
           <w:rFonts w:ascii="宋体" w:hAnsi="宋体" w:eastAsia="宋体"/>
+          <w:color w:val="000000"/>
         </w:rPr>
         <w:t xml:space="preserve">对数据路径、文件格式和训练异常给出明确错误信息。</w:t>
       </w:r>
@@ -2421,12 +2661,14 @@
       <w:r>
         <w:rPr>
           <w:rFonts w:ascii="宋体" w:hAnsi="宋体" w:eastAsia="宋体"/>
+          <w:color w:val="000000"/>
         </w:rPr>
         <w:t xml:space="preserve">禁止使用空的</w:t>
       </w:r>
       <w:r>
         <w:rPr>
           <w:rFonts w:ascii="宋体" w:hAnsi="宋体" w:eastAsia="宋体"/>
+          <w:color w:val="000000"/>
         </w:rPr>
         <w:t xml:space="preserve"> </w:t>
       </w:r>
@@ -2434,18 +2676,21 @@
         <w:rPr>
           <w:rStyle w:val="VerbatimChar"/>
           <w:rFonts w:ascii="宋体" w:hAnsi="宋体" w:eastAsia="宋体"/>
+          <w:color w:val="000000"/>
         </w:rPr>
         <w:t xml:space="preserve">except</w:t>
       </w:r>
       <w:r>
         <w:rPr>
           <w:rFonts w:ascii="宋体" w:hAnsi="宋体" w:eastAsia="宋体"/>
+          <w:color w:val="000000"/>
         </w:rPr>
         <w:t xml:space="preserve"> </w:t>
       </w:r>
       <w:r>
         <w:rPr>
           <w:rFonts w:ascii="宋体" w:hAnsi="宋体" w:eastAsia="宋体"/>
+          <w:color w:val="000000"/>
         </w:rPr>
         <w:t xml:space="preserve">块吞掉异常。</w:t>
       </w:r>
@@ -2463,6 +2708,7 @@
       <w:r>
         <w:rPr>
           <w:rFonts w:ascii="宋体" w:hAnsi="宋体" w:eastAsia="宋体"/>
+          <w:color w:val="000000"/>
         </w:rPr>
         <w:t xml:space="preserve">对可恢复场景可进行兼容处理，但必须保留日志或告警。</w:t>
       </w:r>
@@ -2476,6 +2722,7 @@
       <w:r>
         <w:rPr>
           <w:rFonts w:ascii="宋体" w:hAnsi="宋体" w:eastAsia="宋体"/>
+          <w:color w:val="000000"/>
         </w:rPr>
         <w:t xml:space="preserve">示例：</w:t>
       </w:r>
@@ -2488,6 +2735,7 @@
         <w:rPr>
           <w:rStyle w:val="ControlFlowTok"/>
           <w:rFonts w:ascii="宋体" w:hAnsi="宋体" w:eastAsia="宋体"/>
+          <w:color w:val="000000"/>
         </w:rPr>
         <w:t xml:space="preserve">if</w:t>
       </w:r>
@@ -2495,6 +2743,7 @@
         <w:rPr>
           <w:rStyle w:val="NormalTok"/>
           <w:rFonts w:ascii="宋体" w:hAnsi="宋体" w:eastAsia="宋体"/>
+          <w:color w:val="000000"/>
         </w:rPr>
         <w:t xml:space="preserve"> </w:t>
       </w:r>
@@ -2502,6 +2751,7 @@
         <w:rPr>
           <w:rStyle w:val="KeywordTok"/>
           <w:rFonts w:ascii="宋体" w:hAnsi="宋体" w:eastAsia="宋体"/>
+          <w:color w:val="000000"/>
         </w:rPr>
         <w:t xml:space="preserve">not</w:t>
       </w:r>
@@ -2509,12 +2759,14 @@
         <w:rPr>
           <w:rStyle w:val="NormalTok"/>
           <w:rFonts w:ascii="宋体" w:hAnsi="宋体" w:eastAsia="宋体"/>
+          <w:color w:val="000000"/>
         </w:rPr>
         <w:t xml:space="preserve"> data_root.exists():</w:t>
       </w:r>
       <w:r>
         <w:rPr>
           <w:rFonts w:ascii="宋体" w:hAnsi="宋体" w:eastAsia="宋体"/>
+          <w:color w:val="000000"/>
         </w:rPr>
         <w:br/>
       </w:r>
@@ -2522,6 +2774,7 @@
         <w:rPr>
           <w:rStyle w:val="NormalTok"/>
           <w:rFonts w:ascii="宋体" w:hAnsi="宋体" w:eastAsia="宋体"/>
+          <w:color w:val="000000"/>
         </w:rPr>
         <w:t xml:space="preserve">    </w:t>
       </w:r>
@@ -2529,6 +2782,7 @@
         <w:rPr>
           <w:rStyle w:val="ControlFlowTok"/>
           <w:rFonts w:ascii="宋体" w:hAnsi="宋体" w:eastAsia="宋体"/>
+          <w:color w:val="000000"/>
         </w:rPr>
         <w:t xml:space="preserve">raise</w:t>
       </w:r>
@@ -2536,6 +2790,7 @@
         <w:rPr>
           <w:rStyle w:val="NormalTok"/>
           <w:rFonts w:ascii="宋体" w:hAnsi="宋体" w:eastAsia="宋体"/>
+          <w:color w:val="000000"/>
         </w:rPr>
         <w:t xml:space="preserve"> </w:t>
       </w:r>
@@ -2543,6 +2798,7 @@
         <w:rPr>
           <w:rStyle w:val="PreprocessorTok"/>
           <w:rFonts w:ascii="宋体" w:hAnsi="宋体" w:eastAsia="宋体"/>
+          <w:color w:val="000000"/>
         </w:rPr>
         <w:t xml:space="preserve">FileNotFoundError</w:t>
       </w:r>
@@ -2550,6 +2806,7 @@
         <w:rPr>
           <w:rStyle w:val="NormalTok"/>
           <w:rFonts w:ascii="宋体" w:hAnsi="宋体" w:eastAsia="宋体"/>
+          <w:color w:val="000000"/>
         </w:rPr>
         <w:t xml:space="preserve">(</w:t>
       </w:r>
@@ -2557,6 +2814,7 @@
         <w:rPr>
           <w:rStyle w:val="SpecialStringTok"/>
           <w:rFonts w:ascii="宋体" w:hAnsi="宋体" w:eastAsia="宋体"/>
+          <w:color w:val="000000"/>
         </w:rPr>
         <w:t xml:space="preserve">f"dataset root does not exist: </w:t>
       </w:r>
@@ -2564,6 +2822,7 @@
         <w:rPr>
           <w:rStyle w:val="SpecialCharTok"/>
           <w:rFonts w:ascii="宋体" w:hAnsi="宋体" w:eastAsia="宋体"/>
+          <w:color w:val="000000"/>
         </w:rPr>
         <w:t xml:space="preserve">{</w:t>
       </w:r>
@@ -2571,6 +2830,7 @@
         <w:rPr>
           <w:rStyle w:val="NormalTok"/>
           <w:rFonts w:ascii="宋体" w:hAnsi="宋体" w:eastAsia="宋体"/>
+          <w:color w:val="000000"/>
         </w:rPr>
         <w:t xml:space="preserve">data_root</w:t>
       </w:r>
@@ -2578,6 +2838,7 @@
         <w:rPr>
           <w:rStyle w:val="SpecialCharTok"/>
           <w:rFonts w:ascii="宋体" w:hAnsi="宋体" w:eastAsia="宋体"/>
+          <w:color w:val="000000"/>
         </w:rPr>
         <w:t xml:space="preserve">}</w:t>
       </w:r>
@@ -2585,6 +2846,7 @@
         <w:rPr>
           <w:rStyle w:val="SpecialStringTok"/>
           <w:rFonts w:ascii="宋体" w:hAnsi="宋体" w:eastAsia="宋体"/>
+          <w:color w:val="000000"/>
         </w:rPr>
         <w:t xml:space="preserve">"</w:t>
       </w:r>
@@ -2592,6 +2854,7 @@
         <w:rPr>
           <w:rStyle w:val="NormalTok"/>
           <w:rFonts w:ascii="宋体" w:hAnsi="宋体" w:eastAsia="宋体"/>
+          <w:color w:val="000000"/>
         </w:rPr>
         <w:t xml:space="preserve">)</w:t>
       </w:r>
@@ -2605,6 +2868,7 @@
       <w:r>
         <w:rPr>
           <w:rFonts w:ascii="宋体" w:hAnsi="宋体" w:eastAsia="宋体"/>
+          <w:color w:val="000000"/>
         </w:rPr>
         <w:t xml:space="preserve">7. 日志规范</w:t>
       </w:r>
@@ -2622,6 +2886,7 @@
       <w:r>
         <w:rPr>
           <w:rFonts w:ascii="宋体" w:hAnsi="宋体" w:eastAsia="宋体"/>
+          <w:color w:val="000000"/>
         </w:rPr>
         <w:t xml:space="preserve">关键训练过程应记录 epoch、loss、主要指标和梯度范数。</w:t>
       </w:r>
@@ -2639,6 +2904,7 @@
       <w:r>
         <w:rPr>
           <w:rFonts w:ascii="宋体" w:hAnsi="宋体" w:eastAsia="宋体"/>
+          <w:color w:val="000000"/>
         </w:rPr>
         <w:t xml:space="preserve">梯度异常、训练提前停止和导出失败必须输出告警信息。</w:t>
       </w:r>
@@ -2656,6 +2922,7 @@
       <w:r>
         <w:rPr>
           <w:rFonts w:ascii="宋体" w:hAnsi="宋体" w:eastAsia="宋体"/>
+          <w:color w:val="000000"/>
         </w:rPr>
         <w:t xml:space="preserve">TensorBoard 日志目录应清晰可定位。</w:t>
       </w:r>
@@ -2669,6 +2936,7 @@
       <w:r>
         <w:rPr>
           <w:rFonts w:ascii="宋体" w:hAnsi="宋体" w:eastAsia="宋体"/>
+          <w:color w:val="000000"/>
         </w:rPr>
         <w:t xml:space="preserve">8. 配置文件规范</w:t>
       </w:r>
@@ -2686,6 +2954,7 @@
       <w:r>
         <w:rPr>
           <w:rFonts w:ascii="宋体" w:hAnsi="宋体" w:eastAsia="宋体"/>
+          <w:color w:val="000000"/>
         </w:rPr>
         <w:t xml:space="preserve">训练配置应集中管理，不应将超参数散落在多个脚本中。</w:t>
       </w:r>
@@ -2703,6 +2972,7 @@
       <w:r>
         <w:rPr>
           <w:rFonts w:ascii="宋体" w:hAnsi="宋体" w:eastAsia="宋体"/>
+          <w:color w:val="000000"/>
         </w:rPr>
         <w:t xml:space="preserve">实验配置建议导出为 JSON 或 YAML。</w:t>
       </w:r>
@@ -2720,6 +2990,7 @@
       <w:r>
         <w:rPr>
           <w:rFonts w:ascii="宋体" w:hAnsi="宋体" w:eastAsia="宋体"/>
+          <w:color w:val="000000"/>
         </w:rPr>
         <w:t xml:space="preserve">配置中应至少包含模型名、学习率、权重衰减、batch size、epoch 数和采样策略。</w:t>
       </w:r>
@@ -2733,6 +3004,7 @@
       <w:r>
         <w:rPr>
           <w:rFonts w:ascii="宋体" w:hAnsi="宋体" w:eastAsia="宋体"/>
+          <w:color w:val="000000"/>
         </w:rPr>
         <w:t xml:space="preserve">9. 测试代码规范</w:t>
       </w:r>
@@ -2750,6 +3022,7 @@
       <w:r>
         <w:rPr>
           <w:rFonts w:ascii="宋体" w:hAnsi="宋体" w:eastAsia="宋体"/>
+          <w:color w:val="000000"/>
         </w:rPr>
         <w:t xml:space="preserve">测试框架统一采用 pytest。</w:t>
       </w:r>
@@ -2767,12 +3040,14 @@
       <w:r>
         <w:rPr>
           <w:rFonts w:ascii="宋体" w:hAnsi="宋体" w:eastAsia="宋体"/>
+          <w:color w:val="000000"/>
         </w:rPr>
         <w:t xml:space="preserve">测试函数命名采用</w:t>
       </w:r>
       <w:r>
         <w:rPr>
           <w:rFonts w:ascii="宋体" w:hAnsi="宋体" w:eastAsia="宋体"/>
+          <w:color w:val="000000"/>
         </w:rPr>
         <w:t xml:space="preserve"> </w:t>
       </w:r>
@@ -2780,18 +3055,21 @@
         <w:rPr>
           <w:rStyle w:val="VerbatimChar"/>
           <w:rFonts w:ascii="宋体" w:hAnsi="宋体" w:eastAsia="宋体"/>
+          <w:color w:val="000000"/>
         </w:rPr>
         <w:t xml:space="preserve">test_</w:t>
       </w:r>
       <w:r>
         <w:rPr>
           <w:rFonts w:ascii="宋体" w:hAnsi="宋体" w:eastAsia="宋体"/>
+          <w:color w:val="000000"/>
         </w:rPr>
         <w:t xml:space="preserve"> </w:t>
       </w:r>
       <w:r>
         <w:rPr>
           <w:rFonts w:ascii="宋体" w:hAnsi="宋体" w:eastAsia="宋体"/>
+          <w:color w:val="000000"/>
         </w:rPr>
         <w:t xml:space="preserve">前缀。</w:t>
       </w:r>
@@ -2809,6 +3087,7 @@
       <w:r>
         <w:rPr>
           <w:rFonts w:ascii="宋体" w:hAnsi="宋体" w:eastAsia="宋体"/>
+          <w:color w:val="000000"/>
         </w:rPr>
         <w:t xml:space="preserve">优先使用合成数据减少环境依赖。</w:t>
       </w:r>
@@ -2826,6 +3105,7 @@
       <w:r>
         <w:rPr>
           <w:rFonts w:ascii="宋体" w:hAnsi="宋体" w:eastAsia="宋体"/>
+          <w:color w:val="000000"/>
         </w:rPr>
         <w:t xml:space="preserve">测试代码也应保持清晰命名和必要注释。</w:t>
       </w:r>
@@ -2839,6 +3119,7 @@
       <w:r>
         <w:rPr>
           <w:rFonts w:ascii="宋体" w:hAnsi="宋体" w:eastAsia="宋体"/>
+          <w:color w:val="000000"/>
         </w:rPr>
         <w:t xml:space="preserve">10. Git 提交规范</w:t>
       </w:r>
@@ -2856,12 +3137,14 @@
       <w:r>
         <w:rPr>
           <w:rFonts w:ascii="宋体" w:hAnsi="宋体" w:eastAsia="宋体"/>
+          <w:color w:val="000000"/>
         </w:rPr>
         <w:t xml:space="preserve">提交信息采用</w:t>
       </w:r>
       <w:r>
         <w:rPr>
           <w:rFonts w:ascii="宋体" w:hAnsi="宋体" w:eastAsia="宋体"/>
+          <w:color w:val="000000"/>
         </w:rPr>
         <w:t xml:space="preserve"> </w:t>
       </w:r>
@@ -2869,18 +3152,21 @@
         <w:rPr>
           <w:rStyle w:val="VerbatimChar"/>
           <w:rFonts w:ascii="宋体" w:hAnsi="宋体" w:eastAsia="宋体"/>
+          <w:color w:val="000000"/>
         </w:rPr>
         <w:t xml:space="preserve">type(scope): summary</w:t>
       </w:r>
       <w:r>
         <w:rPr>
           <w:rFonts w:ascii="宋体" w:hAnsi="宋体" w:eastAsia="宋体"/>
+          <w:color w:val="000000"/>
         </w:rPr>
         <w:t xml:space="preserve"> </w:t>
       </w:r>
       <w:r>
         <w:rPr>
           <w:rFonts w:ascii="宋体" w:hAnsi="宋体" w:eastAsia="宋体"/>
+          <w:color w:val="000000"/>
         </w:rPr>
         <w:t xml:space="preserve">格式。</w:t>
       </w:r>
@@ -2898,12 +3184,14 @@
       <w:r>
         <w:rPr>
           <w:rFonts w:ascii="宋体" w:hAnsi="宋体" w:eastAsia="宋体"/>
+          <w:color w:val="000000"/>
         </w:rPr>
         <w:t xml:space="preserve">常用类型包括</w:t>
       </w:r>
       <w:r>
         <w:rPr>
           <w:rFonts w:ascii="宋体" w:hAnsi="宋体" w:eastAsia="宋体"/>
+          <w:color w:val="000000"/>
         </w:rPr>
         <w:t xml:space="preserve"> </w:t>
       </w:r>
@@ -2911,12 +3199,14 @@
         <w:rPr>
           <w:rStyle w:val="VerbatimChar"/>
           <w:rFonts w:ascii="宋体" w:hAnsi="宋体" w:eastAsia="宋体"/>
+          <w:color w:val="000000"/>
         </w:rPr>
         <w:t xml:space="preserve">feat</w:t>
       </w:r>
       <w:r>
         <w:rPr>
           <w:rFonts w:ascii="宋体" w:hAnsi="宋体" w:eastAsia="宋体"/>
+          <w:color w:val="000000"/>
         </w:rPr>
         <w:t xml:space="preserve">、</w:t>
       </w:r>
@@ -2924,12 +3214,14 @@
         <w:rPr>
           <w:rStyle w:val="VerbatimChar"/>
           <w:rFonts w:ascii="宋体" w:hAnsi="宋体" w:eastAsia="宋体"/>
+          <w:color w:val="000000"/>
         </w:rPr>
         <w:t xml:space="preserve">fix</w:t>
       </w:r>
       <w:r>
         <w:rPr>
           <w:rFonts w:ascii="宋体" w:hAnsi="宋体" w:eastAsia="宋体"/>
+          <w:color w:val="000000"/>
         </w:rPr>
         <w:t xml:space="preserve">、</w:t>
       </w:r>
@@ -2937,12 +3229,14 @@
         <w:rPr>
           <w:rStyle w:val="VerbatimChar"/>
           <w:rFonts w:ascii="宋体" w:hAnsi="宋体" w:eastAsia="宋体"/>
+          <w:color w:val="000000"/>
         </w:rPr>
         <w:t xml:space="preserve">chore</w:t>
       </w:r>
       <w:r>
         <w:rPr>
           <w:rFonts w:ascii="宋体" w:hAnsi="宋体" w:eastAsia="宋体"/>
+          <w:color w:val="000000"/>
         </w:rPr>
         <w:t xml:space="preserve">、</w:t>
       </w:r>
@@ -2950,12 +3244,14 @@
         <w:rPr>
           <w:rStyle w:val="VerbatimChar"/>
           <w:rFonts w:ascii="宋体" w:hAnsi="宋体" w:eastAsia="宋体"/>
+          <w:color w:val="000000"/>
         </w:rPr>
         <w:t xml:space="preserve">docs</w:t>
       </w:r>
       <w:r>
         <w:rPr>
           <w:rFonts w:ascii="宋体" w:hAnsi="宋体" w:eastAsia="宋体"/>
+          <w:color w:val="000000"/>
         </w:rPr>
         <w:t xml:space="preserve">、</w:t>
       </w:r>
@@ -2963,12 +3259,14 @@
         <w:rPr>
           <w:rStyle w:val="VerbatimChar"/>
           <w:rFonts w:ascii="宋体" w:hAnsi="宋体" w:eastAsia="宋体"/>
+          <w:color w:val="000000"/>
         </w:rPr>
         <w:t xml:space="preserve">test</w:t>
       </w:r>
       <w:r>
         <w:rPr>
           <w:rFonts w:ascii="宋体" w:hAnsi="宋体" w:eastAsia="宋体"/>
+          <w:color w:val="000000"/>
         </w:rPr>
         <w:t xml:space="preserve">。</w:t>
       </w:r>
@@ -2986,6 +3284,7 @@
       <w:r>
         <w:rPr>
           <w:rFonts w:ascii="宋体" w:hAnsi="宋体" w:eastAsia="宋体"/>
+          <w:color w:val="000000"/>
         </w:rPr>
         <w:t xml:space="preserve">单次提交应聚焦一个明确主题，避免把无关改动混在一起。</w:t>
       </w:r>
@@ -2999,6 +3298,7 @@
       <w:r>
         <w:rPr>
           <w:rFonts w:ascii="宋体" w:hAnsi="宋体" w:eastAsia="宋体"/>
+          <w:color w:val="000000"/>
         </w:rPr>
         <w:t xml:space="preserve">示例：</w:t>
       </w:r>
@@ -3011,12 +3311,14 @@
         <w:rPr>
           <w:rStyle w:val="VerbatimChar"/>
           <w:rFonts w:ascii="宋体" w:hAnsi="宋体" w:eastAsia="宋体"/>
+          <w:color w:val="000000"/>
         </w:rPr>
         <w:t xml:space="preserve">feat(cyy): add data pipeline and feature engineering</w:t>
       </w:r>
       <w:r>
         <w:rPr>
           <w:rFonts w:ascii="宋体" w:hAnsi="宋体" w:eastAsia="宋体"/>
+          <w:color w:val="000000"/>
         </w:rPr>
         <w:br/>
       </w:r>
@@ -3024,6 +3326,7 @@
         <w:rPr>
           <w:rStyle w:val="VerbatimChar"/>
           <w:rFonts w:ascii="宋体" w:hAnsi="宋体" w:eastAsia="宋体"/>
+          <w:color w:val="000000"/>
         </w:rPr>
         <w:t xml:space="preserve">docs(zy): reorganize proposal and mid-term deliverables</w:t>
       </w:r>
@@ -3037,6 +3340,7 @@
       <w:r>
         <w:rPr>
           <w:rFonts w:ascii="宋体" w:hAnsi="宋体" w:eastAsia="宋体"/>
+          <w:color w:val="000000"/>
         </w:rPr>
         <w:t xml:space="preserve">11. 文档编写规范</w:t>
       </w:r>
@@ -3054,6 +3358,7 @@
       <w:r>
         <w:rPr>
           <w:rFonts w:ascii="宋体" w:hAnsi="宋体" w:eastAsia="宋体"/>
+          <w:color w:val="000000"/>
         </w:rPr>
         <w:t xml:space="preserve">文档统一使用 Markdown。</w:t>
       </w:r>
@@ -3071,30 +3376,35 @@
       <w:r>
         <w:rPr>
           <w:rFonts w:ascii="宋体" w:hAnsi="宋体" w:eastAsia="宋体"/>
+          <w:color w:val="000000"/>
         </w:rPr>
         <w:t xml:space="preserve">项目名称统一为</w:t>
       </w:r>
       <w:r>
         <w:rPr>
           <w:rFonts w:ascii="宋体" w:hAnsi="宋体" w:eastAsia="宋体"/>
+          <w:color w:val="000000"/>
         </w:rPr>
         <w:t xml:space="preserve">“</w:t>
       </w:r>
       <w:r>
         <w:rPr>
           <w:rFonts w:ascii="宋体" w:hAnsi="宋体" w:eastAsia="宋体"/>
+          <w:color w:val="000000"/>
         </w:rPr>
         <w:t xml:space="preserve">工业轴承设备剩余寿命预测系统的实现</w:t>
       </w:r>
       <w:r>
         <w:rPr>
           <w:rFonts w:ascii="宋体" w:hAnsi="宋体" w:eastAsia="宋体"/>
+          <w:color w:val="000000"/>
         </w:rPr>
         <w:t xml:space="preserve">”</w:t>
       </w:r>
       <w:r>
         <w:rPr>
           <w:rFonts w:ascii="宋体" w:hAnsi="宋体" w:eastAsia="宋体"/>
+          <w:color w:val="000000"/>
         </w:rPr>
         <w:t xml:space="preserve">。</w:t>
       </w:r>
@@ -3112,6 +3422,7 @@
       <w:r>
         <w:rPr>
           <w:rFonts w:ascii="宋体" w:hAnsi="宋体" w:eastAsia="宋体"/>
+          <w:color w:val="000000"/>
         </w:rPr>
         <w:t xml:space="preserve">技术栈统一写为 Python + uv 环境管理。</w:t>
       </w:r>
@@ -3129,6 +3440,7 @@
       <w:r>
         <w:rPr>
           <w:rFonts w:ascii="宋体" w:hAnsi="宋体" w:eastAsia="宋体"/>
+          <w:color w:val="000000"/>
         </w:rPr>
         <w:t xml:space="preserve">术语、模块划分和时间安排必须与需求和设计文档一致。</w:t>
       </w:r>
@@ -3141,6 +3453,7 @@
       <w:r>
         <w:rPr>
           <w:rFonts w:ascii="宋体" w:hAnsi="宋体" w:eastAsia="宋体"/>
+          <w:color w:val="000000"/>
         </w:rPr>
         <w:t xml:space="preserve">11.1 课程文档与导出规范</w:t>
       </w:r>
@@ -3158,6 +3471,7 @@
       <w:r>
         <w:rPr>
           <w:rFonts w:ascii="宋体" w:hAnsi="宋体" w:eastAsia="宋体"/>
+          <w:color w:val="000000"/>
         </w:rPr>
         <w:t xml:space="preserve">课程正式文档优先维护 Markdown 源文件，再通过脚本导出 PDF 和 DOCX，避免只修改二进制 Word 文件导致无法审阅差异。</w:t>
       </w:r>
@@ -3175,36 +3489,42 @@
       <w:r>
         <w:rPr>
           <w:rFonts w:ascii="宋体" w:hAnsi="宋体" w:eastAsia="宋体"/>
+          <w:color w:val="000000"/>
         </w:rPr>
         <w:t xml:space="preserve">文档中项目名称统一为</w:t>
       </w:r>
       <w:r>
         <w:rPr>
           <w:rFonts w:ascii="宋体" w:hAnsi="宋体" w:eastAsia="宋体"/>
+          <w:color w:val="000000"/>
         </w:rPr>
         <w:t xml:space="preserve">“</w:t>
       </w:r>
       <w:r>
         <w:rPr>
           <w:rFonts w:ascii="宋体" w:hAnsi="宋体" w:eastAsia="宋体"/>
+          <w:color w:val="000000"/>
         </w:rPr>
         <w:t xml:space="preserve">工业轴承设备剩余寿命预测系统的实现</w:t>
       </w:r>
       <w:r>
         <w:rPr>
           <w:rFonts w:ascii="宋体" w:hAnsi="宋体" w:eastAsia="宋体"/>
+          <w:color w:val="000000"/>
         </w:rPr>
         <w:t xml:space="preserve">”</w:t>
       </w:r>
       <w:r>
         <w:rPr>
           <w:rFonts w:ascii="宋体" w:hAnsi="宋体" w:eastAsia="宋体"/>
+          <w:color w:val="000000"/>
         </w:rPr>
         <w:t xml:space="preserve">，成员名称统一为</w:t>
       </w:r>
       <w:r>
         <w:rPr>
           <w:rFonts w:ascii="宋体" w:hAnsi="宋体" w:eastAsia="宋体"/>
+          <w:color w:val="000000"/>
         </w:rPr>
         <w:t xml:space="preserve"> </w:t>
       </w:r>
@@ -3212,12 +3532,14 @@
         <w:rPr>
           <w:rStyle w:val="VerbatimChar"/>
           <w:rFonts w:ascii="宋体" w:hAnsi="宋体" w:eastAsia="宋体"/>
+          <w:color w:val="000000"/>
         </w:rPr>
         <w:t xml:space="preserve">zyj、cyy、zdh、zy</w:t>
       </w:r>
       <w:r>
         <w:rPr>
           <w:rFonts w:ascii="宋体" w:hAnsi="宋体" w:eastAsia="宋体"/>
+          <w:color w:val="000000"/>
         </w:rPr>
         <w:t xml:space="preserve">。</w:t>
       </w:r>
@@ -3235,30 +3557,35 @@
       <w:r>
         <w:rPr>
           <w:rFonts w:ascii="宋体" w:hAnsi="宋体" w:eastAsia="宋体"/>
+          <w:color w:val="000000"/>
         </w:rPr>
         <w:t xml:space="preserve">业务主线统一表述为</w:t>
       </w:r>
       <w:r>
         <w:rPr>
           <w:rFonts w:ascii="宋体" w:hAnsi="宋体" w:eastAsia="宋体"/>
+          <w:color w:val="000000"/>
         </w:rPr>
         <w:t xml:space="preserve">“</w:t>
       </w:r>
       <w:r>
         <w:rPr>
           <w:rFonts w:ascii="宋体" w:hAnsi="宋体" w:eastAsia="宋体"/>
+          <w:color w:val="000000"/>
         </w:rPr>
         <w:t xml:space="preserve">预测性维护、轴承健康评估、剩余寿命预测、生存概率/失效风险分析</w:t>
       </w:r>
       <w:r>
         <w:rPr>
           <w:rFonts w:ascii="宋体" w:hAnsi="宋体" w:eastAsia="宋体"/>
+          <w:color w:val="000000"/>
         </w:rPr>
         <w:t xml:space="preserve">”</w:t>
       </w:r>
       <w:r>
         <w:rPr>
           <w:rFonts w:ascii="宋体" w:hAnsi="宋体" w:eastAsia="宋体"/>
+          <w:color w:val="000000"/>
         </w:rPr>
         <w:t xml:space="preserve">，不把项目主线写成离散状态识别。</w:t>
       </w:r>
@@ -3276,6 +3603,7 @@
       <w:r>
         <w:rPr>
           <w:rFonts w:ascii="宋体" w:hAnsi="宋体" w:eastAsia="宋体"/>
+          <w:color w:val="000000"/>
         </w:rPr>
         <w:t xml:space="preserve">引用论文复现实验时必须说明训练规模、数据划分和复现边界，避免把课程小规模训练说成作者完整实验结果。</w:t>
       </w:r>
@@ -3293,6 +3621,7 @@
       <w:r>
         <w:rPr>
           <w:rFonts w:ascii="宋体" w:hAnsi="宋体" w:eastAsia="宋体"/>
+          <w:color w:val="000000"/>
         </w:rPr>
         <w:t xml:space="preserve">正式交付前执行导出脚本，并检查每份 Markdown 都存在对应 PDF 和 DOCX。</w:t>
       </w:r>
@@ -3307,6 +3636,7 @@
       <w:r>
         <w:rPr>
           <w:rFonts w:ascii="宋体" w:hAnsi="宋体" w:eastAsia="宋体"/>
+          <w:color w:val="000000"/>
         </w:rPr>
         <w:t xml:space="preserve">12. 结论</w:t>
       </w:r>
@@ -3320,6 +3650,7 @@
       <w:r>
         <w:rPr>
           <w:rFonts w:ascii="宋体" w:hAnsi="宋体" w:eastAsia="宋体"/>
+          <w:color w:val="000000"/>
         </w:rPr>
         <w:t xml:space="preserve">编码规范的目标不是增加形式负担，而是降低维护成本和沟通成本。对于本项目这种需要多人协作、同时交付代码与课程文档的场景，统一规范是保障项目质量和可提交性的必要条件。</w:t>
       </w:r>
@@ -3848,6 +4179,7 @@
     <w:qFormat/>
     <w:rPr>
       <w:rFonts w:ascii="宋体" w:hAnsi="宋体" w:eastAsia="宋体"/>
+      <w:color w:val="000000"/>
       <w:sz w:val="21"/>
     </w:rPr>
   </w:style>
@@ -3861,6 +4193,7 @@
     <w:qFormat/>
     <w:rPr>
       <w:rFonts w:ascii="宋体" w:hAnsi="宋体" w:eastAsia="宋体"/>
+      <w:color w:val="000000"/>
       <w:sz w:val="21"/>
     </w:rPr>
   </w:style>
@@ -3871,6 +4204,7 @@
     <w:qFormat/>
     <w:rPr>
       <w:rFonts w:ascii="宋体" w:hAnsi="宋体" w:eastAsia="宋体"/>
+      <w:color w:val="000000"/>
       <w:sz w:val="21"/>
     </w:rPr>
   </w:style>
@@ -3883,6 +4217,7 @@
     </w:pPr>
     <w:rPr>
       <w:rFonts w:ascii="宋体" w:hAnsi="宋体" w:eastAsia="宋体"/>
+      <w:color w:val="000000"/>
       <w:sz w:val="21"/>
     </w:rPr>
   </w:style>
@@ -3901,7 +4236,7 @@
       <w:rFonts w:asciiTheme="majorHAnsi" w:cstheme="majorBidi" w:eastAsiaTheme="majorEastAsia" w:hAnsiTheme="majorHAnsi" w:ascii="黑体" w:hAnsi="黑体" w:eastAsia="黑体"/>
       <w:b/>
       <w:bCs/>
-      <w:color w:themeColor="accent1" w:themeShade="B5" w:val="345A8A"/>
+      <w:color w:val="000000"/>
       <w:sz w:val="36"/>
       <w:szCs w:val="36"/>
     </w:rPr>
@@ -3918,6 +4253,7 @@
       <w:jc w:val="center"/>
     </w:pPr>
     <w:rPr>
+      <w:color w:val="000000"/>
       <w:sz w:val="30"/>
       <w:szCs w:val="30"/>
     </w:rPr>
@@ -3981,7 +4317,7 @@
       <w:rFonts w:asciiTheme="majorHAnsi" w:cstheme="majorBidi" w:eastAsiaTheme="majorEastAsia" w:hAnsiTheme="majorHAnsi" w:ascii="宋体" w:hAnsi="宋体" w:eastAsia="宋体"/>
       <w:b/>
       <w:bCs/>
-      <w:color w:themeColor="accent1" w:val="4F81BD"/>
+      <w:color w:val="000000"/>
       <w:sz w:val="48"/>
       <w:szCs w:val="32"/>
     </w:rPr>
@@ -4003,7 +4339,7 @@
       <w:rFonts w:asciiTheme="majorHAnsi" w:cstheme="majorBidi" w:eastAsiaTheme="majorEastAsia" w:hAnsiTheme="majorHAnsi" w:ascii="宋体" w:hAnsi="宋体" w:eastAsia="宋体"/>
       <w:b/>
       <w:bCs/>
-      <w:color w:themeColor="accent1" w:val="4F81BD"/>
+      <w:color w:val="000000"/>
       <w:sz w:val="36"/>
       <w:szCs w:val="28"/>
     </w:rPr>
@@ -4025,7 +4361,7 @@
       <w:rFonts w:asciiTheme="majorHAnsi" w:cstheme="majorBidi" w:eastAsiaTheme="majorEastAsia" w:hAnsiTheme="majorHAnsi" w:ascii="宋体" w:hAnsi="宋体" w:eastAsia="宋体"/>
       <w:b/>
       <w:bCs/>
-      <w:color w:themeColor="accent1" w:val="4F81BD"/>
+      <w:color w:val="000000"/>
       <w:sz w:val="27"/>
       <w:szCs w:val="24"/>
     </w:rPr>
@@ -4048,7 +4384,7 @@
       <w:i/>
       <w:b/>
       <w:bCs/>
-      <w:color w:themeColor="accent1" w:val="4F81BD"/>
+      <w:color w:val="000000"/>
       <w:sz w:val="24"/>
       <w:szCs w:val="24"/>
     </w:rPr>
@@ -4067,10 +4403,11 @@
       <w:outlineLvl w:val="4"/>
     </w:pPr>
     <w:rPr>
-      <w:rFonts w:asciiTheme="majorHAnsi" w:cstheme="majorBidi" w:eastAsiaTheme="majorEastAsia" w:hAnsiTheme="majorHAnsi"/>
+      <w:rFonts w:asciiTheme="majorHAnsi" w:cstheme="majorBidi" w:eastAsiaTheme="majorEastAsia" w:hAnsiTheme="majorHAnsi" w:ascii="宋体" w:hAnsi="宋体" w:eastAsia="宋体"/>
+      <w:b/>
       <w:iCs/>
-      <w:color w:themeColor="accent1" w:val="4F81BD"/>
-      <w:sz w:val="24"/>
+      <w:color w:val="000000"/>
+      <w:sz w:val="21"/>
       <w:szCs w:val="24"/>
     </w:rPr>
   </w:style>
@@ -4088,9 +4425,10 @@
       <w:outlineLvl w:val="5"/>
     </w:pPr>
     <w:rPr>
-      <w:rFonts w:asciiTheme="majorHAnsi" w:cstheme="majorBidi" w:eastAsiaTheme="majorEastAsia" w:hAnsiTheme="majorHAnsi"/>
-      <w:color w:themeColor="accent1" w:val="4F81BD"/>
-      <w:sz w:val="24"/>
+      <w:rFonts w:asciiTheme="majorHAnsi" w:cstheme="majorBidi" w:eastAsiaTheme="majorEastAsia" w:hAnsiTheme="majorHAnsi" w:ascii="宋体" w:hAnsi="宋体" w:eastAsia="宋体"/>
+      <w:b/>
+      <w:color w:val="000000"/>
+      <w:sz w:val="21"/>
       <w:szCs w:val="24"/>
     </w:rPr>
   </w:style>
@@ -4108,9 +4446,10 @@
       <w:outlineLvl w:val="6"/>
     </w:pPr>
     <w:rPr>
-      <w:rFonts w:asciiTheme="majorHAnsi" w:cstheme="majorBidi" w:eastAsiaTheme="majorEastAsia" w:hAnsiTheme="majorHAnsi"/>
-      <w:color w:themeColor="accent1" w:val="4F81BD"/>
-      <w:sz w:val="24"/>
+      <w:rFonts w:asciiTheme="majorHAnsi" w:cstheme="majorBidi" w:eastAsiaTheme="majorEastAsia" w:hAnsiTheme="majorHAnsi" w:ascii="宋体" w:hAnsi="宋体" w:eastAsia="宋体"/>
+      <w:b/>
+      <w:color w:val="000000"/>
+      <w:sz w:val="21"/>
       <w:szCs w:val="24"/>
     </w:rPr>
   </w:style>
@@ -4128,9 +4467,10 @@
       <w:outlineLvl w:val="7"/>
     </w:pPr>
     <w:rPr>
-      <w:rFonts w:asciiTheme="majorHAnsi" w:cstheme="majorBidi" w:eastAsiaTheme="majorEastAsia" w:hAnsiTheme="majorHAnsi"/>
-      <w:color w:themeColor="accent1" w:val="4F81BD"/>
-      <w:sz w:val="24"/>
+      <w:rFonts w:asciiTheme="majorHAnsi" w:cstheme="majorBidi" w:eastAsiaTheme="majorEastAsia" w:hAnsiTheme="majorHAnsi" w:ascii="宋体" w:hAnsi="宋体" w:eastAsia="宋体"/>
+      <w:b/>
+      <w:color w:val="000000"/>
+      <w:sz w:val="21"/>
       <w:szCs w:val="24"/>
     </w:rPr>
   </w:style>
@@ -4148,9 +4488,10 @@
       <w:outlineLvl w:val="8"/>
     </w:pPr>
     <w:rPr>
-      <w:rFonts w:asciiTheme="majorHAnsi" w:cstheme="majorBidi" w:eastAsiaTheme="majorEastAsia" w:hAnsiTheme="majorHAnsi"/>
-      <w:color w:themeColor="accent1" w:val="4F81BD"/>
-      <w:sz w:val="24"/>
+      <w:rFonts w:asciiTheme="majorHAnsi" w:cstheme="majorBidi" w:eastAsiaTheme="majorEastAsia" w:hAnsiTheme="majorHAnsi" w:ascii="宋体" w:hAnsi="宋体" w:eastAsia="宋体"/>
+      <w:b/>
+      <w:color w:val="000000"/>
+      <w:sz w:val="21"/>
       <w:szCs w:val="24"/>
     </w:rPr>
   </w:style>
@@ -4288,7 +4629,7 @@
     <w:name w:val="Hyperlink"/>
     <w:basedOn w:val="BodyTextChar"/>
     <w:rPr>
-      <w:color w:themeColor="accent1" w:val="4F81BD"/>
+      <w:color w:val="000000"/>
     </w:rPr>
   </w:style>
   <w:style w:styleId="TOCHeading" w:type="paragraph">
@@ -4306,7 +4647,7 @@
       <w:rFonts w:asciiTheme="majorHAnsi" w:cstheme="majorBidi" w:eastAsiaTheme="majorEastAsia" w:hAnsiTheme="majorHAnsi"/>
       <w:b w:val="0"/>
       <w:bCs w:val="0"/>
-      <w:color w:themeColor="accent1" w:themeShade="BF" w:val="365F91"/>
+      <w:color w:val="000000"/>
     </w:rPr>
   </w:style>
   <w:style w:type="paragraph" w:customStyle="1" w:styleId="SourceCode">
